--- a/Final Paper.docx
+++ b/Final Paper.docx
@@ -231,7 +231,19 @@
         <w:rPr>
           <w:lang w:val="en-US"/>
         </w:rPr>
-        <w:t xml:space="preserve"> graphically expensive for the hardware available.</w:t>
+        <w:t xml:space="preserve"> graphically expensive for the hardware available</w:t>
+      </w:r>
+      <w:r>
+        <w:rPr>
+          <w:lang w:val="en-US"/>
+        </w:rPr>
+        <w:t xml:space="preserve"> to run at acceptable framerates</w:t>
+      </w:r>
+      <w:r>
+        <w:rPr>
+          <w:lang w:val="en-US"/>
+        </w:rPr>
+        <w:t>.</w:t>
       </w:r>
       <w:r>
         <w:rPr>
@@ -252,14 +264,12 @@
         </w:rPr>
         <w:t xml:space="preserve">Several other methods were used to enhance the performance of the game. The first was to pre render the voxels used to build the brick fragments already on initialization of the walls (at the beginning of the game), so that they would not need to be </w:t>
       </w:r>
-      <w:proofErr w:type="spellStart"/>
-      <w:r>
-        <w:rPr>
-          <w:lang w:val="en-US"/>
-        </w:rPr>
-        <w:t>intialised</w:t>
-      </w:r>
-      <w:proofErr w:type="spellEnd"/>
+      <w:r>
+        <w:rPr>
+          <w:lang w:val="en-US"/>
+        </w:rPr>
+        <w:t>initialized</w:t>
+      </w:r>
       <w:r>
         <w:rPr>
           <w:lang w:val="en-US"/>
@@ -390,31 +400,25 @@
           <w:lang w:val="en-US"/>
         </w:rPr>
         <w:lastRenderedPageBreak/>
-        <w:t>bounding boxes to check for the point at which</w:t>
-      </w:r>
-      <w:r>
-        <w:rPr>
-          <w:lang w:val="en-US"/>
-        </w:rPr>
-        <w:t xml:space="preserve"> all</w:t>
-      </w:r>
-      <w:r>
-        <w:rPr>
-          <w:lang w:val="en-US"/>
-        </w:rPr>
-        <w:t xml:space="preserve"> the</w:t>
-      </w:r>
-      <w:r>
-        <w:rPr>
-          <w:lang w:val="en-US"/>
-        </w:rPr>
-        <w:t>se</w:t>
-      </w:r>
-      <w:r>
-        <w:rPr>
-          <w:lang w:val="en-US"/>
-        </w:rPr>
-        <w:t xml:space="preserve"> fracture lines intersect the sides of the brick.</w:t>
+        <w:t xml:space="preserve">bounding boxes to </w:t>
+      </w:r>
+      <w:r>
+        <w:rPr>
+          <w:lang w:val="en-US"/>
+        </w:rPr>
+        <w:t>calculate</w:t>
+      </w:r>
+      <w:r>
+        <w:rPr>
+          <w:lang w:val="en-US"/>
+        </w:rPr>
+        <w:t xml:space="preserve"> </w:t>
+      </w:r>
+      <w:r>
+        <w:rPr>
+          <w:lang w:val="en-US"/>
+        </w:rPr>
+        <w:t>the intersection points of all these fracture lines with the sides of the brick, to determine the length of the lines.</w:t>
       </w:r>
     </w:p>
     <w:p>
@@ -539,7 +543,31 @@
         <w:rPr>
           <w:lang w:val="en-US"/>
         </w:rPr>
-        <w:t xml:space="preserve"> when the ball collides with a brick, groups of adjacent voxels are combined into fragments in dynamic and random ways. This is done by </w:t>
+        <w:t xml:space="preserve"> </w:t>
+      </w:r>
+      <w:r>
+        <w:rPr>
+          <w:lang w:val="en-US"/>
+        </w:rPr>
+        <w:t>of impact between the ball and a brick</w:t>
+      </w:r>
+      <w:r>
+        <w:rPr>
+          <w:lang w:val="en-US"/>
+        </w:rPr>
+        <w:t xml:space="preserve">, </w:t>
+      </w:r>
+      <w:r>
+        <w:rPr>
+          <w:lang w:val="en-US"/>
+        </w:rPr>
+        <w:t>the voxels within the brick are divided into groups to create fragments</w:t>
+      </w:r>
+      <w:r>
+        <w:rPr>
+          <w:lang w:val="en-US"/>
+        </w:rPr>
+        <w:t xml:space="preserve">. This is done by </w:t>
       </w:r>
       <w:r>
         <w:rPr>
@@ -605,33 +633,7 @@
         <w:rPr>
           <w:lang w:val="en-US"/>
         </w:rPr>
-        <w:t xml:space="preserve"> if that voxel has not yet been grouped into a fragment, it generates a random </w:t>
-      </w:r>
-      <w:proofErr w:type="gramStart"/>
-      <w:r>
-        <w:rPr>
-          <w:lang w:val="en-US"/>
-        </w:rPr>
-        <w:t xml:space="preserve">integer </w:t>
-      </w:r>
-      <w:r>
-        <w:rPr>
-          <w:lang w:val="en-US"/>
-        </w:rPr>
-        <w:t xml:space="preserve"> </w:t>
-      </w:r>
-      <w:r>
-        <w:rPr>
-          <w:lang w:val="en-US"/>
-        </w:rPr>
-        <w:t>in</w:t>
-      </w:r>
-      <w:proofErr w:type="gramEnd"/>
-      <w:r>
-        <w:rPr>
-          <w:lang w:val="en-US"/>
-        </w:rPr>
-        <w:t xml:space="preserve">  the range from one to a number that is divided by a fragment size multiplier (we chose 0.2) and multiplied by the magnitude of the velocity of the ball at impact. </w:t>
+        <w:t xml:space="preserve"> if that voxel has not yet been grouped into a fragment, it generates a random integer in the range from one to a number that is divided by a fragment size multiplier (we chose 0.2) and multiplied by the magnitude of the velocity of the ball at impact. </w:t>
       </w:r>
       <w:r>
         <w:rPr>
@@ -659,19 +661,38 @@
           <w:lang w:val="en-US"/>
         </w:rPr>
       </w:pPr>
-      <w:r>
-        <w:rPr>
-          <w:lang w:val="en-US"/>
-        </w:rPr>
-        <w:t>Pseudo Code:</w:t>
-      </w:r>
-    </w:p>
-    <w:p>
-      <w:pPr>
-        <w:rPr>
-          <w:lang w:val="en-US"/>
-        </w:rPr>
-      </w:pPr>
+    </w:p>
+    <w:p>
+      <w:pPr>
+        <w:rPr>
+          <w:lang w:val="en-US"/>
+        </w:rPr>
+      </w:pPr>
+      <w:r>
+        <w:rPr>
+          <w:lang w:val="en-US"/>
+        </w:rPr>
+        <w:t>Fracture Line Creation:</w:t>
+      </w:r>
+      <w:r>
+        <w:rPr>
+          <w:lang w:val="en-US"/>
+        </w:rPr>
+        <w:tab/>
+      </w:r>
+    </w:p>
+    <w:p>
+      <w:pPr>
+        <w:rPr>
+          <w:lang w:val="en-US"/>
+        </w:rPr>
+      </w:pPr>
+      <w:r>
+        <w:rPr>
+          <w:lang w:val="en-US"/>
+        </w:rPr>
+        <w:tab/>
+      </w:r>
     </w:p>
     <w:sectPr>
       <w:pgSz w:w="11906" w:h="16838"/>

--- a/Final Paper.docx
+++ b/Final Paper.docx
@@ -4,6 +4,7 @@
   <w:body>
     <w:p>
       <w:pPr>
+        <w:pStyle w:val="Title"/>
         <w:jc w:val="center"/>
         <w:rPr>
           <w:lang w:val="en-US"/>
@@ -13,44 +14,81 @@
         <w:rPr>
           <w:lang w:val="en-US"/>
         </w:rPr>
-        <w:t>Brick Breaker VR</w:t>
-      </w:r>
-    </w:p>
-    <w:p>
-      <w:pPr>
-        <w:rPr>
-          <w:lang w:val="en-US"/>
-        </w:rPr>
-      </w:pPr>
-      <w:r>
-        <w:rPr>
-          <w:lang w:val="en-US"/>
-        </w:rPr>
-        <w:t>Introduction:</w:t>
-      </w:r>
-    </w:p>
-    <w:p>
-      <w:pPr>
-        <w:rPr>
-          <w:lang w:val="en-US"/>
-        </w:rPr>
-      </w:pPr>
-      <w:r>
-        <w:t xml:space="preserve">Brick Breaker VR is a VR game inspired by the widely popular classic video games Breakout and </w:t>
+        <w:t xml:space="preserve">Brick </w:t>
+      </w:r>
+      <w:r>
+        <w:rPr>
+          <w:lang w:val="en-US"/>
+        </w:rPr>
+        <w:t>Smash</w:t>
+      </w:r>
+      <w:r>
+        <w:rPr>
+          <w:lang w:val="en-US"/>
+        </w:rPr>
+        <w:t xml:space="preserve"> VR</w:t>
+      </w:r>
+    </w:p>
+    <w:p>
+      <w:pPr>
+        <w:pStyle w:val="Heading1"/>
+        <w:rPr>
+          <w:lang w:val="en-US"/>
+        </w:rPr>
+      </w:pPr>
+      <w:r>
+        <w:rPr>
+          <w:lang w:val="en-US"/>
+        </w:rPr>
+        <w:t>Introduction</w:t>
+      </w:r>
+    </w:p>
+    <w:p>
+      <w:pPr>
+        <w:rPr>
+          <w:lang w:val="en-US"/>
+        </w:rPr>
+      </w:pPr>
+      <w:r>
+        <w:t xml:space="preserve">Brick </w:t>
+      </w:r>
+      <w:r>
+        <w:rPr>
+          <w:lang w:val="en-US"/>
+        </w:rPr>
+        <w:t>Smash</w:t>
+      </w:r>
+      <w:r>
+        <w:t xml:space="preserve"> VR is a VR game inspired by the widely popular classic video games </w:t>
+      </w:r>
+      <w:r>
+        <w:rPr>
+          <w:i/>
+          <w:iCs/>
+        </w:rPr>
+        <w:t>Breakout</w:t>
+      </w:r>
+      <w:r>
+        <w:t xml:space="preserve"> and </w:t>
       </w:r>
       <w:proofErr w:type="spellStart"/>
       <w:r>
+        <w:rPr>
+          <w:i/>
+          <w:iCs/>
+        </w:rPr>
         <w:t>Arkanoid</w:t>
       </w:r>
       <w:proofErr w:type="spellEnd"/>
       <w:r>
-        <w:t xml:space="preserve">. Our goal was to take these classics and transform them into an immersive </w:t>
-      </w:r>
-      <w:proofErr w:type="spellStart"/>
-      <w:r>
-        <w:t>Vr</w:t>
-      </w:r>
-      <w:proofErr w:type="spellEnd"/>
+        <w:t>. Our goal was to take these classics and transform them into an immersive V</w:t>
+      </w:r>
+      <w:r>
+        <w:rPr>
+          <w:lang w:val="en-US"/>
+        </w:rPr>
+        <w:t>R</w:t>
+      </w:r>
       <w:r>
         <w:t xml:space="preserve"> experience</w:t>
       </w:r>
@@ -58,100 +96,750 @@
         <w:rPr>
           <w:lang w:val="en-US"/>
         </w:rPr>
+        <w:t>.</w:t>
+      </w:r>
+    </w:p>
+    <w:p>
+      <w:pPr>
+        <w:rPr>
+          <w:lang w:val="en-US"/>
+        </w:rPr>
+      </w:pPr>
+      <w:r>
+        <w:rPr>
+          <w:lang w:val="en-US"/>
+        </w:rPr>
+        <w:t>The player moves in two dimensions instead of the single dimension of movement for the paddle in the original game, and can catch and throw the ball instead of merely deflecting it as in the original games.</w:t>
+      </w:r>
+    </w:p>
+    <w:p>
+      <w:pPr>
+        <w:rPr>
+          <w:lang w:val="en-US"/>
+        </w:rPr>
+      </w:pPr>
+      <w:r>
+        <w:rPr>
+          <w:lang w:val="en-US"/>
+        </w:rPr>
+        <w:t xml:space="preserve">In the game, the player plays the part of the paddle under the bricks in the original games (as if looking up at the bricks needed to be broken). The player has to break all the bricks before time runs out or he runs out of balls. </w:t>
+      </w:r>
+      <w:r>
+        <w:rPr>
+          <w:lang w:val="en-US"/>
+        </w:rPr>
+        <w:t xml:space="preserve">They start by throwing the ball, and then the same ball can be caught with either of the in-game hands and rethrown, or can be hit with a racket held in either hand. Furthermore, the player tries to collect points along the way by catching the fragments of bricks they destroy. The game also features several powerups that manipulate the game in several ways (moving the brick walls, </w:t>
+      </w:r>
+      <w:r>
+        <w:rPr>
+          <w:lang w:val="en-US"/>
+        </w:rPr>
+        <w:t>gaining extra balls, point multipliers, etc.).</w:t>
+      </w:r>
+    </w:p>
+    <w:p>
+      <w:pPr>
+        <w:pStyle w:val="Heading1"/>
+        <w:rPr>
+          <w:lang w:val="en-US"/>
+        </w:rPr>
+      </w:pPr>
+      <w:r>
+        <w:rPr>
+          <w:lang w:val="en-US"/>
+        </w:rPr>
+        <w:t>Gameplay</w:t>
+      </w:r>
+    </w:p>
+    <w:p>
+      <w:pPr>
+        <w:rPr>
+          <w:lang w:val="en-US"/>
+        </w:rPr>
+      </w:pPr>
+      <w:r>
+        <w:t>The player starts with a certain number of orbs (balls)</w:t>
+      </w:r>
+      <w:r>
+        <w:rPr>
+          <w:lang w:val="en-US"/>
+        </w:rPr>
+        <w:t xml:space="preserve">. </w:t>
+      </w:r>
+      <w:r>
+        <w:t>The objective of the game is to break all the bricks before the time runs out</w:t>
+      </w:r>
+      <w:r>
+        <w:rPr>
+          <w:lang w:val="en-US"/>
+        </w:rPr>
+        <w:t xml:space="preserve">. </w:t>
+      </w:r>
+      <w:r>
+        <w:t>Along the way, the player can earn points by collecting the fragments from broken bricks</w:t>
+      </w:r>
+      <w:r>
+        <w:rPr>
+          <w:lang w:val="en-US"/>
+        </w:rPr>
+        <w:t xml:space="preserve">. </w:t>
+      </w:r>
+      <w:r>
+        <w:t>The larger the fragment, the more points collected</w:t>
+      </w:r>
+      <w:r>
+        <w:rPr>
+          <w:lang w:val="en-US"/>
+        </w:rPr>
+        <w:t xml:space="preserve">. </w:t>
+      </w:r>
+      <w:r>
+        <w:t>The game is over if the player runs out of balls</w:t>
+      </w:r>
+      <w:r>
+        <w:rPr>
+          <w:lang w:val="en-US"/>
+        </w:rPr>
+        <w:t>,</w:t>
+      </w:r>
+      <w:r>
+        <w:t xml:space="preserve"> or the time runs out before all the bricks are broken</w:t>
+      </w:r>
+      <w:r>
+        <w:rPr>
+          <w:lang w:val="en-US"/>
+        </w:rPr>
+        <w:t xml:space="preserve">. </w:t>
+      </w:r>
+      <w:r>
+        <w:t>There are five power-ups that can be randomly generated and can be collected by the player (not all of them beneficial to the player)</w:t>
+      </w:r>
+      <w:r>
+        <w:rPr>
+          <w:lang w:val="en-US"/>
+        </w:rPr>
+        <w:t xml:space="preserve">. </w:t>
+      </w:r>
+      <w:r>
+        <w:rPr>
+          <w:lang w:val="en-US"/>
+        </w:rPr>
+        <w:t>The effects of e</w:t>
+      </w:r>
+      <w:r>
+        <w:rPr>
+          <w:lang w:val="en-US"/>
+        </w:rPr>
+        <w:t>ach powerup</w:t>
+      </w:r>
+      <w:r>
+        <w:rPr>
+          <w:lang w:val="en-US"/>
+        </w:rPr>
+        <w:t xml:space="preserve"> (except for the extra ball powerup)</w:t>
+      </w:r>
+      <w:r>
+        <w:rPr>
+          <w:lang w:val="en-US"/>
+        </w:rPr>
+        <w:t xml:space="preserve"> lasts for twenty seconds</w:t>
+      </w:r>
+      <w:r>
+        <w:rPr>
+          <w:lang w:val="en-US"/>
+        </w:rPr>
+        <w:t>. The powerups are:</w:t>
+      </w:r>
+    </w:p>
+    <w:p/>
+    <w:p>
+      <w:pPr>
+        <w:ind w:left="720"/>
+        <w:rPr>
+          <w:rStyle w:val="Heading2Char"/>
+        </w:rPr>
+      </w:pPr>
+      <w:r>
+        <w:rPr>
+          <w:rStyle w:val="Heading3Char"/>
+        </w:rPr>
+        <w:t>Double points</w:t>
+      </w:r>
+      <w:r>
+        <w:tab/>
+      </w:r>
+      <w:r>
+        <w:tab/>
+      </w:r>
+      <w:r>
+        <w:drawing>
+          <wp:inline distT="0" distB="0" distL="0" distR="0" wp14:anchorId="0C872E78" wp14:editId="520C98B3">
+            <wp:extent cx="649381" cy="581025"/>
+            <wp:effectExtent l="0" t="0" r="0" b="635"/>
+            <wp:docPr id="1" name="Picture 1" descr="A picture containing cup, food, orange&#10;&#10;Description automatically generated"/>
+            <wp:cNvGraphicFramePr>
+              <a:graphicFrameLocks xmlns:a="http://schemas.openxmlformats.org/drawingml/2006/main" noChangeAspect="1"/>
+            </wp:cNvGraphicFramePr>
+            <a:graphic xmlns:a="http://schemas.openxmlformats.org/drawingml/2006/main">
+              <a:graphicData uri="http://schemas.openxmlformats.org/drawingml/2006/picture">
+                <pic:pic xmlns:pic="http://schemas.openxmlformats.org/drawingml/2006/picture">
+                  <pic:nvPicPr>
+                    <pic:cNvPr id="1" name="Picture 1" descr="A picture containing cup, food, orange&#10;&#10;Description automatically generated"/>
+                    <pic:cNvPicPr/>
+                  </pic:nvPicPr>
+                  <pic:blipFill>
+                    <a:blip r:embed="rId8"/>
+                    <a:stretch>
+                      <a:fillRect/>
+                    </a:stretch>
+                  </pic:blipFill>
+                  <pic:spPr>
+                    <a:xfrm>
+                      <a:off x="0" y="0"/>
+                      <a:ext cx="649381" cy="581025"/>
+                    </a:xfrm>
+                    <a:prstGeom prst="rect">
+                      <a:avLst/>
+                    </a:prstGeom>
+                  </pic:spPr>
+                </pic:pic>
+              </a:graphicData>
+            </a:graphic>
+          </wp:inline>
+        </w:drawing>
+      </w:r>
+    </w:p>
+    <w:p>
+      <w:pPr>
+        <w:ind w:left="720"/>
+        <w:rPr>
+          <w:lang w:val="en-US"/>
+        </w:rPr>
+      </w:pPr>
+      <w:r>
+        <w:t xml:space="preserve">Points from brick fragments are worth double. </w:t>
+      </w:r>
+      <w:r>
+        <w:rPr>
+          <w:lang w:val="en-US"/>
+        </w:rPr>
+        <w:t>If the negative powerup is active at the same time, than the player loses double points.</w:t>
+      </w:r>
+    </w:p>
+    <w:p>
+      <w:pPr>
+        <w:ind w:left="720"/>
+      </w:pPr>
+    </w:p>
+    <w:p>
+      <w:pPr>
+        <w:ind w:left="720"/>
+        <w:rPr>
+          <w:lang w:val="en-US"/>
+        </w:rPr>
+      </w:pPr>
+      <w:r>
+        <w:rPr>
+          <w:rStyle w:val="Heading3Char"/>
+        </w:rPr>
+        <w:t>Negative Points</w:t>
+      </w:r>
+      <w:r>
+        <w:rPr>
+          <w:lang w:val="en-US"/>
+        </w:rPr>
+        <w:tab/>
+      </w:r>
+      <w:r>
+        <w:rPr>
+          <w:lang w:val="en-US"/>
+        </w:rPr>
+        <w:tab/>
+      </w:r>
+      <w:r>
+        <w:drawing>
+          <wp:inline distT="0" distB="0" distL="0" distR="0" wp14:anchorId="13949D1E" wp14:editId="0C7BAAFD">
+            <wp:extent cx="638175" cy="531237"/>
+            <wp:effectExtent l="0" t="0" r="0" b="2540"/>
+            <wp:docPr id="11" name="Picture 11"/>
+            <wp:cNvGraphicFramePr>
+              <a:graphicFrameLocks xmlns:a="http://schemas.openxmlformats.org/drawingml/2006/main" noChangeAspect="1"/>
+            </wp:cNvGraphicFramePr>
+            <a:graphic xmlns:a="http://schemas.openxmlformats.org/drawingml/2006/main">
+              <a:graphicData uri="http://schemas.openxmlformats.org/drawingml/2006/picture">
+                <pic:pic xmlns:pic="http://schemas.openxmlformats.org/drawingml/2006/picture">
+                  <pic:nvPicPr>
+                    <pic:cNvPr id="1" name=""/>
+                    <pic:cNvPicPr/>
+                  </pic:nvPicPr>
+                  <pic:blipFill>
+                    <a:blip r:embed="rId9"/>
+                    <a:stretch>
+                      <a:fillRect/>
+                    </a:stretch>
+                  </pic:blipFill>
+                  <pic:spPr>
+                    <a:xfrm flipH="1">
+                      <a:off x="0" y="0"/>
+                      <a:ext cx="655936" cy="546021"/>
+                    </a:xfrm>
+                    <a:prstGeom prst="rect">
+                      <a:avLst/>
+                    </a:prstGeom>
+                  </pic:spPr>
+                </pic:pic>
+              </a:graphicData>
+            </a:graphic>
+          </wp:inline>
+        </w:drawing>
+      </w:r>
+    </w:p>
+    <w:p>
+      <w:pPr>
+        <w:ind w:left="720"/>
+        <w:rPr>
+          <w:lang w:val="en-US"/>
+        </w:rPr>
+      </w:pPr>
+      <w:r>
+        <w:t xml:space="preserve">Brick fragments that are caught decrease from </w:t>
+      </w:r>
+      <w:r>
+        <w:rPr>
+          <w:lang w:val="en-US"/>
+        </w:rPr>
+        <w:t>the</w:t>
+      </w:r>
+      <w:r>
+        <w:t xml:space="preserve"> score instead of increasing it</w:t>
+      </w:r>
+      <w:r>
+        <w:rPr>
+          <w:lang w:val="en-US"/>
+        </w:rPr>
+        <w:t>.</w:t>
+      </w:r>
+    </w:p>
+    <w:p>
+      <w:pPr>
+        <w:ind w:left="720"/>
+        <w:rPr>
+          <w:lang w:val="en-US"/>
+        </w:rPr>
+      </w:pPr>
+      <w:r>
+        <w:rPr>
+          <w:rStyle w:val="Heading3Char"/>
+        </w:rPr>
+        <w:t>Extra Ball</w:t>
+      </w:r>
+      <w:r>
+        <w:rPr>
+          <w:lang w:val="en-US"/>
+        </w:rPr>
+        <w:tab/>
+      </w:r>
+      <w:r>
+        <w:rPr>
+          <w:lang w:val="en-US"/>
+        </w:rPr>
+        <w:tab/>
+      </w:r>
+      <w:r>
+        <w:rPr>
+          <w:lang w:val="en-US"/>
+        </w:rPr>
+        <w:tab/>
+      </w:r>
+      <w:r>
+        <w:drawing>
+          <wp:inline distT="0" distB="0" distL="0" distR="0" wp14:anchorId="75CB4394" wp14:editId="162730F4">
+            <wp:extent cx="638175" cy="562459"/>
+            <wp:effectExtent l="0" t="0" r="0" b="9525"/>
+            <wp:docPr id="9" name="Picture 9" descr="Icon&#10;&#10;Description automatically generated"/>
+            <wp:cNvGraphicFramePr>
+              <a:graphicFrameLocks xmlns:a="http://schemas.openxmlformats.org/drawingml/2006/main" noChangeAspect="1"/>
+            </wp:cNvGraphicFramePr>
+            <a:graphic xmlns:a="http://schemas.openxmlformats.org/drawingml/2006/main">
+              <a:graphicData uri="http://schemas.openxmlformats.org/drawingml/2006/picture">
+                <pic:pic xmlns:pic="http://schemas.openxmlformats.org/drawingml/2006/picture">
+                  <pic:nvPicPr>
+                    <pic:cNvPr id="9" name="Picture 9" descr="Icon&#10;&#10;Description automatically generated"/>
+                    <pic:cNvPicPr/>
+                  </pic:nvPicPr>
+                  <pic:blipFill>
+                    <a:blip r:embed="rId10"/>
+                    <a:stretch>
+                      <a:fillRect/>
+                    </a:stretch>
+                  </pic:blipFill>
+                  <pic:spPr>
+                    <a:xfrm>
+                      <a:off x="0" y="0"/>
+                      <a:ext cx="646665" cy="569941"/>
+                    </a:xfrm>
+                    <a:prstGeom prst="rect">
+                      <a:avLst/>
+                    </a:prstGeom>
+                  </pic:spPr>
+                </pic:pic>
+              </a:graphicData>
+            </a:graphic>
+          </wp:inline>
+        </w:drawing>
+      </w:r>
+    </w:p>
+    <w:p>
+      <w:pPr>
+        <w:ind w:left="720"/>
+      </w:pPr>
+      <w:r>
+        <w:rPr>
+          <w:lang w:val="en-US"/>
+        </w:rPr>
+        <w:t>The player receives an extra ball.</w:t>
+      </w:r>
+    </w:p>
+    <w:p>
+      <w:pPr>
+        <w:ind w:left="720"/>
+      </w:pPr>
+      <w:r>
+        <w:rPr>
+          <w:rStyle w:val="Heading3Char"/>
+        </w:rPr>
+        <w:lastRenderedPageBreak/>
+        <w:t xml:space="preserve">Move </w:t>
+      </w:r>
+      <w:r>
+        <w:rPr>
+          <w:rStyle w:val="Heading3Char"/>
+        </w:rPr>
+        <w:t>W</w:t>
+      </w:r>
+      <w:r>
+        <w:rPr>
+          <w:rStyle w:val="Heading3Char"/>
+        </w:rPr>
+        <w:t>alls</w:t>
+      </w:r>
+      <w:r>
+        <w:tab/>
+      </w:r>
+      <w:r>
+        <w:tab/>
+      </w:r>
+      <w:r>
+        <w:tab/>
+      </w:r>
+      <w:r>
+        <w:drawing>
+          <wp:inline distT="0" distB="0" distL="0" distR="0" wp14:anchorId="66048F72" wp14:editId="6D5DC1CA">
+            <wp:extent cx="619125" cy="559689"/>
+            <wp:effectExtent l="0" t="0" r="0" b="0"/>
+            <wp:docPr id="10" name="Picture 10" descr="A picture containing light, close, enamel&#10;&#10;Description automatically generated"/>
+            <wp:cNvGraphicFramePr>
+              <a:graphicFrameLocks xmlns:a="http://schemas.openxmlformats.org/drawingml/2006/main" noChangeAspect="1"/>
+            </wp:cNvGraphicFramePr>
+            <a:graphic xmlns:a="http://schemas.openxmlformats.org/drawingml/2006/main">
+              <a:graphicData uri="http://schemas.openxmlformats.org/drawingml/2006/picture">
+                <pic:pic xmlns:pic="http://schemas.openxmlformats.org/drawingml/2006/picture">
+                  <pic:nvPicPr>
+                    <pic:cNvPr id="10" name="Picture 10" descr="A picture containing light, close, enamel&#10;&#10;Description automatically generated"/>
+                    <pic:cNvPicPr/>
+                  </pic:nvPicPr>
+                  <pic:blipFill>
+                    <a:blip r:embed="rId11"/>
+                    <a:stretch>
+                      <a:fillRect/>
+                    </a:stretch>
+                  </pic:blipFill>
+                  <pic:spPr>
+                    <a:xfrm>
+                      <a:off x="0" y="0"/>
+                      <a:ext cx="627981" cy="567695"/>
+                    </a:xfrm>
+                    <a:prstGeom prst="rect">
+                      <a:avLst/>
+                    </a:prstGeom>
+                  </pic:spPr>
+                </pic:pic>
+              </a:graphicData>
+            </a:graphic>
+          </wp:inline>
+        </w:drawing>
+      </w:r>
+    </w:p>
+    <w:p>
+      <w:pPr>
+        <w:ind w:left="720"/>
+        <w:rPr>
+          <w:lang w:val="en-US"/>
+        </w:rPr>
+      </w:pPr>
+      <w:r>
+        <w:rPr>
+          <w:lang w:val="en-US"/>
+        </w:rPr>
+        <w:t>Moves the brick walls Horizontally and vertically.</w:t>
+      </w:r>
+    </w:p>
+    <w:p>
+      <w:pPr>
+        <w:ind w:left="720"/>
+      </w:pPr>
+      <w:r>
+        <w:tab/>
+      </w:r>
+    </w:p>
+    <w:p>
+      <w:pPr>
+        <w:ind w:left="720"/>
+        <w:rPr>
+          <w:lang w:val="en-US"/>
+        </w:rPr>
+      </w:pPr>
+      <w:r>
+        <w:rPr>
+          <w:rStyle w:val="Heading3Char"/>
+        </w:rPr>
+        <w:t>Rotate Walls</w:t>
+      </w:r>
+      <w:r>
+        <w:rPr>
+          <w:lang w:val="en-US"/>
+        </w:rPr>
+        <w:tab/>
+      </w:r>
+      <w:r>
+        <w:rPr>
+          <w:lang w:val="en-US"/>
+        </w:rPr>
+        <w:tab/>
+      </w:r>
+      <w:r>
+        <w:rPr>
+          <w:lang w:val="en-US"/>
+        </w:rPr>
+        <w:tab/>
+      </w:r>
+      <w:r>
+        <w:drawing>
+          <wp:inline distT="0" distB="0" distL="0" distR="0" wp14:anchorId="4132E3CC" wp14:editId="47A89629">
+            <wp:extent cx="581025" cy="581025"/>
+            <wp:effectExtent l="0" t="0" r="9525" b="9525"/>
+            <wp:docPr id="12" name="Picture 12" descr="A picture containing light, night sky&#10;&#10;Description automatically generated"/>
+            <wp:cNvGraphicFramePr>
+              <a:graphicFrameLocks xmlns:a="http://schemas.openxmlformats.org/drawingml/2006/main" noChangeAspect="1"/>
+            </wp:cNvGraphicFramePr>
+            <a:graphic xmlns:a="http://schemas.openxmlformats.org/drawingml/2006/main">
+              <a:graphicData uri="http://schemas.openxmlformats.org/drawingml/2006/picture">
+                <pic:pic xmlns:pic="http://schemas.openxmlformats.org/drawingml/2006/picture">
+                  <pic:nvPicPr>
+                    <pic:cNvPr id="12" name="Picture 12" descr="A picture containing light, night sky&#10;&#10;Description automatically generated"/>
+                    <pic:cNvPicPr/>
+                  </pic:nvPicPr>
+                  <pic:blipFill>
+                    <a:blip r:embed="rId12"/>
+                    <a:stretch>
+                      <a:fillRect/>
+                    </a:stretch>
+                  </pic:blipFill>
+                  <pic:spPr>
+                    <a:xfrm>
+                      <a:off x="0" y="0"/>
+                      <a:ext cx="581105" cy="581105"/>
+                    </a:xfrm>
+                    <a:prstGeom prst="rect">
+                      <a:avLst/>
+                    </a:prstGeom>
+                  </pic:spPr>
+                </pic:pic>
+              </a:graphicData>
+            </a:graphic>
+          </wp:inline>
+        </w:drawing>
+      </w:r>
+    </w:p>
+    <w:p>
+      <w:pPr>
+        <w:ind w:firstLine="720"/>
+      </w:pPr>
+      <w:r>
+        <w:rPr>
+          <w:lang w:val="en-US"/>
+        </w:rPr>
+        <w:t>Rotates the brick walls.</w:t>
+      </w:r>
+    </w:p>
+    <w:p/>
+    <w:p>
+      <w:pPr>
+        <w:rPr>
+          <w:lang w:val="en-US"/>
+        </w:rPr>
+      </w:pPr>
+      <w:r>
+        <w:rPr>
+          <w:lang w:val="en-US"/>
+        </w:rPr>
+        <w:t>There are t</w:t>
+      </w:r>
+      <w:r>
+        <w:t>wo methods for controlling the balls in the arena</w:t>
+      </w:r>
+      <w:r>
+        <w:rPr>
+          <w:lang w:val="en-US"/>
+        </w:rPr>
         <w:t>:</w:t>
       </w:r>
     </w:p>
     <w:p>
       <w:pPr>
-        <w:rPr>
-          <w:lang w:val="en-US"/>
-        </w:rPr>
-      </w:pPr>
-      <w:r>
-        <w:rPr>
-          <w:lang w:val="en-US"/>
-        </w:rPr>
-        <w:t xml:space="preserve">The player moves in two dimensions instead of the single dimension of movement for the paddle in the original </w:t>
-      </w:r>
-      <w:proofErr w:type="gramStart"/>
-      <w:r>
-        <w:rPr>
-          <w:lang w:val="en-US"/>
-        </w:rPr>
-        <w:t>game, and</w:t>
-      </w:r>
-      <w:proofErr w:type="gramEnd"/>
-      <w:r>
-        <w:rPr>
-          <w:lang w:val="en-US"/>
-        </w:rPr>
-        <w:t xml:space="preserve"> can catch and throw the ball instead of merely deflecting it as in the original games.</w:t>
-      </w:r>
-    </w:p>
-    <w:p>
-      <w:pPr>
-        <w:rPr>
-          <w:lang w:val="en-US"/>
-        </w:rPr>
-      </w:pPr>
-      <w:r>
-        <w:rPr>
-          <w:lang w:val="en-US"/>
-        </w:rPr>
-        <w:t xml:space="preserve">In the game, the player plays the part of the paddle under the bricks in the original games (as if looking up at the bricks needed to be broken). The player </w:t>
-      </w:r>
-      <w:proofErr w:type="gramStart"/>
-      <w:r>
-        <w:rPr>
-          <w:lang w:val="en-US"/>
-        </w:rPr>
-        <w:t>has to</w:t>
-      </w:r>
-      <w:proofErr w:type="gramEnd"/>
-      <w:r>
-        <w:rPr>
-          <w:lang w:val="en-US"/>
-        </w:rPr>
-        <w:t xml:space="preserve"> break all the bricks before time runs out or he runs out of balls. </w:t>
-      </w:r>
-      <w:r>
-        <w:rPr>
-          <w:lang w:val="en-US"/>
-        </w:rPr>
-        <w:t xml:space="preserve">They start by throwing the ball, and then the same ball can be caught with either of the in-game hands and </w:t>
-      </w:r>
-      <w:proofErr w:type="gramStart"/>
-      <w:r>
-        <w:rPr>
-          <w:lang w:val="en-US"/>
-        </w:rPr>
-        <w:t>rethrown, or</w:t>
-      </w:r>
-      <w:proofErr w:type="gramEnd"/>
-      <w:r>
-        <w:rPr>
-          <w:lang w:val="en-US"/>
-        </w:rPr>
-        <w:t xml:space="preserve"> can be hit with a racket held in either hand. Furthermore, the player tries to collect points along the way by catching the fragments of bricks they destroy. The game also features several powerups that manipulate the game in several ways (moving the brick walls, </w:t>
-      </w:r>
-      <w:r>
-        <w:rPr>
-          <w:lang w:val="en-US"/>
-        </w:rPr>
-        <w:t>gaining extra balls, point multipliers, etc.).</w:t>
-      </w:r>
-    </w:p>
-    <w:p>
-      <w:pPr>
-        <w:rPr>
-          <w:lang w:val="en-US"/>
-        </w:rPr>
-      </w:pPr>
-      <w:r>
-        <w:rPr>
-          <w:lang w:val="en-US"/>
-        </w:rPr>
-        <w:t>Challenges:</w:t>
+        <w:pStyle w:val="ListParagraph"/>
+        <w:numPr>
+          <w:ilvl w:val="0"/>
+          <w:numId w:val="2"/>
+        </w:numPr>
+      </w:pPr>
+      <w:r>
+        <w:t>Catching and throwing with hands</w:t>
+      </w:r>
+    </w:p>
+    <w:p>
+      <w:pPr>
+        <w:pStyle w:val="ListParagraph"/>
+        <w:numPr>
+          <w:ilvl w:val="0"/>
+          <w:numId w:val="2"/>
+        </w:numPr>
+      </w:pPr>
+      <w:r>
+        <w:t>Hitting with a racket</w:t>
+      </w:r>
+    </w:p>
+    <w:p>
+      <w:pPr>
+        <w:rPr>
+          <w:lang w:val="en-US"/>
+        </w:rPr>
+      </w:pPr>
+      <w:r>
+        <w:rPr>
+          <w:lang w:val="en-US"/>
+        </w:rPr>
+        <w:t>In addition, the p</w:t>
+      </w:r>
+      <w:r>
+        <w:t>layer has two axis of movement (up/down and left/right)</w:t>
+      </w:r>
+      <w:r>
+        <w:rPr>
+          <w:lang w:val="en-US"/>
+        </w:rPr>
+        <w:t>.</w:t>
+      </w:r>
+    </w:p>
+    <w:p>
+      <w:pPr>
+        <w:pStyle w:val="Heading1"/>
+        <w:rPr>
+          <w:lang w:val="en-US"/>
+        </w:rPr>
+      </w:pPr>
+      <w:r>
+        <w:rPr>
+          <w:lang w:val="en-US"/>
+        </w:rPr>
+        <w:t>Hardware</w:t>
+      </w:r>
+    </w:p>
+    <w:p>
+      <w:pPr>
+        <w:rPr>
+          <w:lang w:val="en-US"/>
+        </w:rPr>
+      </w:pPr>
+      <w:r>
+        <w:rPr>
+          <w:lang w:val="en-US"/>
+        </w:rPr>
+        <w:t>The game was implemented as an android application for the Meta Quest 2 (with both controllers).</w:t>
+      </w:r>
+    </w:p>
+    <w:p>
+      <w:pPr>
+        <w:rPr>
+          <w:lang w:val="en-US"/>
+        </w:rPr>
+      </w:pPr>
+      <w:r>
+        <w:rPr>
+          <w:noProof/>
+        </w:rPr>
+        <w:drawing>
+          <wp:inline distT="0" distB="0" distL="0" distR="0" wp14:anchorId="5A7AFEF7" wp14:editId="51BA3458">
+            <wp:extent cx="2419350" cy="1524089"/>
+            <wp:effectExtent l="0" t="0" r="0" b="0"/>
+            <wp:docPr id="13" name="Picture 13"/>
+            <wp:cNvGraphicFramePr>
+              <a:graphicFrameLocks xmlns:a="http://schemas.openxmlformats.org/drawingml/2006/main" noChangeAspect="1"/>
+            </wp:cNvGraphicFramePr>
+            <a:graphic xmlns:a="http://schemas.openxmlformats.org/drawingml/2006/main">
+              <a:graphicData uri="http://schemas.openxmlformats.org/drawingml/2006/picture">
+                <pic:pic xmlns:pic="http://schemas.openxmlformats.org/drawingml/2006/picture">
+                  <pic:nvPicPr>
+                    <pic:cNvPr id="0" name="Picture 3"/>
+                    <pic:cNvPicPr>
+                      <a:picLocks noChangeAspect="1" noChangeArrowheads="1"/>
+                    </pic:cNvPicPr>
+                  </pic:nvPicPr>
+                  <pic:blipFill>
+                    <a:blip r:embed="rId13" cstate="print">
+                      <a:extLst>
+                        <a:ext uri="{28A0092B-C50C-407E-A947-70E740481C1C}">
+                          <a14:useLocalDpi xmlns:a14="http://schemas.microsoft.com/office/drawing/2010/main" val="0"/>
+                        </a:ext>
+                      </a:extLst>
+                    </a:blip>
+                    <a:srcRect/>
+                    <a:stretch>
+                      <a:fillRect/>
+                    </a:stretch>
+                  </pic:blipFill>
+                  <pic:spPr bwMode="auto">
+                    <a:xfrm>
+                      <a:off x="0" y="0"/>
+                      <a:ext cx="2426695" cy="1528716"/>
+                    </a:xfrm>
+                    <a:prstGeom prst="rect">
+                      <a:avLst/>
+                    </a:prstGeom>
+                    <a:noFill/>
+                    <a:ln>
+                      <a:noFill/>
+                    </a:ln>
+                  </pic:spPr>
+                </pic:pic>
+              </a:graphicData>
+            </a:graphic>
+          </wp:inline>
+        </w:drawing>
+      </w:r>
+    </w:p>
+    <w:p>
+      <w:pPr>
+        <w:pStyle w:val="Heading1"/>
+        <w:rPr>
+          <w:lang w:val="en-US"/>
+        </w:rPr>
+      </w:pPr>
+      <w:r>
+        <w:rPr>
+          <w:lang w:val="en-US"/>
+        </w:rPr>
+        <w:t>Challenges</w:t>
       </w:r>
     </w:p>
     <w:p>
@@ -189,7 +877,63 @@
         <w:rPr>
           <w:lang w:val="en-US"/>
         </w:rPr>
-        <w:t xml:space="preserve">An additional balance needed to maintain was that between visuals and performance. Because the game was made for the Quest 2, a device with smartphone like hardware as opposed to desktop </w:t>
+        <w:t xml:space="preserve">Furthermore, we noticed that sometimes the ball would hit </w:t>
+      </w:r>
+      <w:r>
+        <w:rPr>
+          <w:lang w:val="en-US"/>
+        </w:rPr>
+        <w:t>an</w:t>
+      </w:r>
+      <w:r>
+        <w:rPr>
+          <w:lang w:val="en-US"/>
+        </w:rPr>
+        <w:t xml:space="preserve"> edge or corner of a brick and not cause any fracture lines to be formed. To rectify this, we implemented a routine which checks how manty fracture line branch points were formed using the original angle of collision, and if the number is under a certain threshold (in are circumstance, 20) than we nudge the angle of collision in the direction of the center of the brick by five </w:t>
+      </w:r>
+      <w:r>
+        <w:rPr>
+          <w:lang w:val="en-US"/>
+        </w:rPr>
+        <w:lastRenderedPageBreak/>
+        <w:t>degrees and rerun the algorithm. This process is continued until a number of fracture points</w:t>
+      </w:r>
+      <w:r>
+        <w:rPr>
+          <w:lang w:val="en-US"/>
+        </w:rPr>
+        <w:t xml:space="preserve"> above the threshold</w:t>
+      </w:r>
+      <w:r>
+        <w:rPr>
+          <w:lang w:val="en-US"/>
+        </w:rPr>
+        <w:t xml:space="preserve"> is obtained.</w:t>
+      </w:r>
+    </w:p>
+    <w:p>
+      <w:pPr>
+        <w:rPr>
+          <w:lang w:val="en-US"/>
+        </w:rPr>
+      </w:pPr>
+      <w:r>
+        <w:rPr>
+          <w:lang w:val="en-US"/>
+        </w:rPr>
+        <w:t xml:space="preserve">An additional balance needed to maintain was that between visuals and performance. Because the game was </w:t>
+      </w:r>
+      <w:r>
+        <w:rPr>
+          <w:lang w:val="en-US"/>
+        </w:rPr>
+        <w:t>implemented</w:t>
+      </w:r>
+      <w:r>
+        <w:rPr>
+          <w:lang w:val="en-US"/>
+        </w:rPr>
+        <w:t xml:space="preserve"> for the Quest 2, a device with smartphone like hardware as opposed to desktop </w:t>
       </w:r>
       <w:r>
         <w:rPr>
@@ -274,384 +1018,338 @@
         <w:rPr>
           <w:lang w:val="en-US"/>
         </w:rPr>
+        <w:t xml:space="preserve"> at the moment of impact and thus saving processor resources. In addition, we utilized resource pooling for the fragment parent objects so that rather than be destroyed and initialized on every brick collision, these fragment objects could be simply enabled and disabled, </w:t>
+      </w:r>
+      <w:r>
+        <w:rPr>
+          <w:lang w:val="en-US"/>
+        </w:rPr>
+        <w:t>further alleviating the load on the processor.</w:t>
+      </w:r>
+    </w:p>
+    <w:p>
+      <w:pPr>
+        <w:rPr>
+          <w:lang w:val="en-US"/>
+        </w:rPr>
+      </w:pPr>
+      <w:r>
+        <w:rPr>
+          <w:lang w:val="en-US"/>
+        </w:rPr>
+        <w:t>Furthermore, several challenges were encountered while implementing the fracturing of the bricks.</w:t>
+      </w:r>
+      <w:r>
+        <w:rPr>
+          <w:lang w:val="en-US"/>
+        </w:rPr>
+        <w:t xml:space="preserve"> On colliding with the bricks the ball creates a fracture line in the brick originating at the collision point and </w:t>
+      </w:r>
+      <w:r>
+        <w:rPr>
+          <w:lang w:val="en-US"/>
+        </w:rPr>
+        <w:t>extending</w:t>
+      </w:r>
+      <w:r>
+        <w:rPr>
+          <w:lang w:val="en-US"/>
+        </w:rPr>
+        <w:t xml:space="preserve"> in the same direction as the velocity vector of the ball at the </w:t>
+      </w:r>
+      <w:r>
+        <w:rPr>
+          <w:lang w:val="en-US"/>
+        </w:rPr>
+        <w:t>point</w:t>
+      </w:r>
+      <w:r>
+        <w:rPr>
+          <w:lang w:val="en-US"/>
+        </w:rPr>
+        <w:t xml:space="preserve"> of </w:t>
+      </w:r>
+      <w:r>
+        <w:rPr>
+          <w:lang w:val="en-US"/>
+        </w:rPr>
+        <w:t xml:space="preserve">contact. </w:t>
+      </w:r>
+      <w:r>
+        <w:rPr>
+          <w:lang w:val="en-US"/>
+        </w:rPr>
+        <w:t xml:space="preserve">From this initial fracture line additional fracture lines are </w:t>
+      </w:r>
+      <w:r>
+        <w:rPr>
+          <w:lang w:val="en-US"/>
+        </w:rPr>
+        <w:t>forked</w:t>
+      </w:r>
+      <w:r>
+        <w:rPr>
+          <w:lang w:val="en-US"/>
+        </w:rPr>
+        <w:t xml:space="preserve"> with random probability and with a randomly generated new direction. </w:t>
+      </w:r>
+      <w:r>
+        <w:rPr>
+          <w:lang w:val="en-US"/>
+        </w:rPr>
+        <w:t xml:space="preserve">Since </w:t>
+      </w:r>
+      <w:r>
+        <w:rPr>
+          <w:lang w:val="en-US"/>
+        </w:rPr>
+        <w:t>Unity uses axis-aligned bounding boxes (AABB)</w:t>
+      </w:r>
+      <w:r>
+        <w:rPr>
+          <w:lang w:val="en-US"/>
+        </w:rPr>
+        <w:t xml:space="preserve"> and since we wanted to allow our bricks to be rotated in 3D space, we were required to implement our own bounding boxes to </w:t>
+      </w:r>
+      <w:r>
+        <w:rPr>
+          <w:lang w:val="en-US"/>
+        </w:rPr>
+        <w:t>calculate</w:t>
+      </w:r>
+      <w:r>
+        <w:rPr>
+          <w:lang w:val="en-US"/>
+        </w:rPr>
         <w:t xml:space="preserve"> </w:t>
       </w:r>
-      <w:proofErr w:type="gramStart"/>
-      <w:r>
-        <w:rPr>
-          <w:lang w:val="en-US"/>
-        </w:rPr>
-        <w:t>at the moment</w:t>
-      </w:r>
-      <w:proofErr w:type="gramEnd"/>
-      <w:r>
-        <w:rPr>
-          <w:lang w:val="en-US"/>
-        </w:rPr>
-        <w:t xml:space="preserve"> of impact and thus saving processor resources. In addition, we utilized resource pooling for the fragment parent objects so that rather than be destroyed and initialized on every brick collision, these fragment objects could be simply enabled and disabled, </w:t>
-      </w:r>
-      <w:r>
-        <w:rPr>
-          <w:lang w:val="en-US"/>
-        </w:rPr>
-        <w:t>further alleviating the load on the processor.</w:t>
-      </w:r>
-    </w:p>
-    <w:p>
-      <w:pPr>
-        <w:rPr>
-          <w:lang w:val="en-US"/>
-        </w:rPr>
-      </w:pPr>
-      <w:r>
-        <w:rPr>
-          <w:lang w:val="en-US"/>
-        </w:rPr>
-        <w:t>Furthermore, several challenges were encountered while implementing the fracturing of the bricks.</w:t>
-      </w:r>
-      <w:r>
-        <w:rPr>
-          <w:lang w:val="en-US"/>
-        </w:rPr>
-        <w:t xml:space="preserve"> On colliding with the </w:t>
-      </w:r>
-      <w:proofErr w:type="gramStart"/>
-      <w:r>
-        <w:rPr>
-          <w:lang w:val="en-US"/>
-        </w:rPr>
-        <w:t>bricks</w:t>
-      </w:r>
-      <w:proofErr w:type="gramEnd"/>
-      <w:r>
-        <w:rPr>
-          <w:lang w:val="en-US"/>
-        </w:rPr>
-        <w:t xml:space="preserve"> the ball creates a fracture line in the brick originating at the collision point and </w:t>
-      </w:r>
-      <w:r>
-        <w:rPr>
-          <w:lang w:val="en-US"/>
-        </w:rPr>
-        <w:t>extending</w:t>
-      </w:r>
-      <w:r>
-        <w:rPr>
-          <w:lang w:val="en-US"/>
-        </w:rPr>
-        <w:t xml:space="preserve"> in the same direction as the velocity vector of the ball at the </w:t>
-      </w:r>
-      <w:r>
-        <w:rPr>
-          <w:lang w:val="en-US"/>
-        </w:rPr>
-        <w:t>point</w:t>
-      </w:r>
-      <w:r>
-        <w:rPr>
-          <w:lang w:val="en-US"/>
-        </w:rPr>
-        <w:t xml:space="preserve"> of </w:t>
-      </w:r>
-      <w:r>
-        <w:rPr>
-          <w:lang w:val="en-US"/>
-        </w:rPr>
-        <w:t xml:space="preserve">contact. </w:t>
-      </w:r>
-      <w:r>
-        <w:rPr>
-          <w:lang w:val="en-US"/>
-        </w:rPr>
-        <w:t xml:space="preserve">From this initial fracture line additional fracture lines are </w:t>
-      </w:r>
-      <w:r>
-        <w:rPr>
-          <w:lang w:val="en-US"/>
-        </w:rPr>
-        <w:t>forked</w:t>
-      </w:r>
-      <w:r>
-        <w:rPr>
-          <w:lang w:val="en-US"/>
-        </w:rPr>
-        <w:t xml:space="preserve"> with random probability and with a randomly generated new direction. </w:t>
-      </w:r>
-      <w:r>
-        <w:rPr>
-          <w:lang w:val="en-US"/>
-        </w:rPr>
-        <w:t xml:space="preserve">Since </w:t>
-      </w:r>
-      <w:r>
-        <w:rPr>
-          <w:lang w:val="en-US"/>
-        </w:rPr>
-        <w:t>Unity uses axis-aligned bounding boxes (AABB)</w:t>
-      </w:r>
-      <w:r>
-        <w:rPr>
-          <w:lang w:val="en-US"/>
-        </w:rPr>
-        <w:t xml:space="preserve"> and since we wanted to allow our bricks to be rotated in 3D space, we were required to implement our own </w:t>
-      </w:r>
+      <w:r>
+        <w:rPr>
+          <w:lang w:val="en-US"/>
+        </w:rPr>
+        <w:t>the intersection points of all these fracture lines with the sides of the brick, to determine the length of the lines.</w:t>
+      </w:r>
+    </w:p>
+    <w:p>
+      <w:pPr>
+        <w:pStyle w:val="Heading1"/>
+        <w:rPr>
+          <w:lang w:val="en-US"/>
+        </w:rPr>
+      </w:pPr>
+      <w:r>
+        <w:rPr>
+          <w:lang w:val="en-US"/>
+        </w:rPr>
+        <w:t>Technologies Used</w:t>
+      </w:r>
+    </w:p>
+    <w:p>
+      <w:pPr>
+        <w:rPr>
+          <w:lang w:val="en-US"/>
+        </w:rPr>
+      </w:pPr>
+      <w:r>
+        <w:rPr>
+          <w:lang w:val="en-US"/>
+        </w:rPr>
+        <w:t>Unity</w:t>
+      </w:r>
+    </w:p>
+    <w:p>
+      <w:pPr>
+        <w:rPr>
+          <w:lang w:val="en-US"/>
+        </w:rPr>
+      </w:pPr>
+      <w:r>
+        <w:rPr>
+          <w:lang w:val="en-US"/>
+        </w:rPr>
+        <w:t>XR Plugin Management Package</w:t>
+      </w:r>
+    </w:p>
+    <w:p>
+      <w:pPr>
+        <w:rPr>
+          <w:lang w:val="en-US"/>
+        </w:rPr>
+      </w:pPr>
+      <w:r>
+        <w:rPr>
+          <w:lang w:val="en-US"/>
+        </w:rPr>
+        <w:t>XR interaction Toolkit</w:t>
+      </w:r>
+    </w:p>
+    <w:p>
+      <w:pPr>
+        <w:rPr>
+          <w:lang w:val="en-US"/>
+        </w:rPr>
+      </w:pPr>
+      <w:r>
+        <w:rPr>
+          <w:lang w:val="en-US"/>
+        </w:rPr>
+        <w:t>Visual Studio Code</w:t>
+      </w:r>
+    </w:p>
+    <w:p>
+      <w:pPr>
+        <w:rPr>
+          <w:lang w:val="en-US"/>
+        </w:rPr>
+      </w:pPr>
+      <w:r>
+        <w:rPr>
+          <w:lang w:val="en-US"/>
+        </w:rPr>
+        <w:t>Adobe Photoshop</w:t>
+      </w:r>
+    </w:p>
+    <w:p>
+      <w:pPr>
+        <w:rPr>
+          <w:lang w:val="en-US"/>
+        </w:rPr>
+      </w:pPr>
+    </w:p>
+    <w:p>
+      <w:pPr>
+        <w:pStyle w:val="Heading1"/>
+        <w:rPr>
+          <w:lang w:val="en-US"/>
+        </w:rPr>
+      </w:pPr>
+      <w:r>
+        <w:rPr>
+          <w:lang w:val="en-US"/>
+        </w:rPr>
+        <w:t>Brick Fragmentation</w:t>
+      </w:r>
+    </w:p>
+    <w:p>
+      <w:pPr>
+        <w:rPr>
+          <w:lang w:val="en-US"/>
+        </w:rPr>
+      </w:pPr>
+      <w:r>
+        <w:rPr>
+          <w:lang w:val="en-US"/>
+        </w:rPr>
+        <w:t xml:space="preserve">The Fragments Produced when the balls collide with the bricks are composed of voxels, which are pre-initialized when the scene is loaded. At the moment </w:t>
+      </w:r>
+      <w:r>
+        <w:rPr>
+          <w:lang w:val="en-US"/>
+        </w:rPr>
+        <w:t>of impact between the ball and a brick</w:t>
+      </w:r>
+      <w:r>
+        <w:rPr>
+          <w:lang w:val="en-US"/>
+        </w:rPr>
+        <w:t xml:space="preserve">, </w:t>
+      </w:r>
+      <w:r>
+        <w:rPr>
+          <w:lang w:val="en-US"/>
+        </w:rPr>
+        <w:t>the voxels within the brick are divided into groups to create fragments</w:t>
+      </w:r>
+      <w:r>
+        <w:rPr>
+          <w:lang w:val="en-US"/>
+        </w:rPr>
+        <w:t xml:space="preserve">. This is done by </w:t>
+      </w:r>
+      <w:r>
+        <w:rPr>
+          <w:lang w:val="en-US"/>
+        </w:rPr>
+        <w:t xml:space="preserve">first </w:t>
+      </w:r>
+      <w:r>
+        <w:rPr>
+          <w:lang w:val="en-US"/>
+        </w:rPr>
+        <w:t>iteratively choosing a random voxel which has not yet been grouped into a fragment</w:t>
+      </w:r>
+      <w:r>
+        <w:rPr>
+          <w:lang w:val="en-US"/>
+        </w:rPr>
+        <w:t xml:space="preserve">, </w:t>
+      </w:r>
+      <w:r>
+        <w:rPr>
+          <w:lang w:val="en-US"/>
+        </w:rPr>
+        <w:t>and then giving this voxel a distance score based on its distance from the collision point normalized to the range [</w:t>
+      </w:r>
+      <w:r>
+        <w:rPr>
+          <w:lang w:val="en-US"/>
+        </w:rPr>
+        <w:t>1</w:t>
+      </w:r>
+      <w:r>
+        <w:rPr>
+          <w:lang w:val="en-US"/>
+        </w:rPr>
+        <w:t>, 1</w:t>
+      </w:r>
+      <w:r>
+        <w:rPr>
+          <w:lang w:val="en-US"/>
+        </w:rPr>
+        <w:t>00</w:t>
+      </w:r>
+      <w:r>
+        <w:rPr>
+          <w:lang w:val="en-US"/>
+        </w:rPr>
+        <w:t xml:space="preserve">]. Then for each side of the voxel, for the voxel </w:t>
+      </w:r>
+      <w:r>
+        <w:rPr>
+          <w:lang w:val="en-US"/>
+        </w:rPr>
+        <w:t>touching that side</w:t>
+      </w:r>
+      <w:r>
+        <w:rPr>
+          <w:lang w:val="en-US"/>
+        </w:rPr>
+        <w:t>,</w:t>
+      </w:r>
+      <w:r>
+        <w:rPr>
+          <w:lang w:val="en-US"/>
+        </w:rPr>
+        <w:t xml:space="preserve"> if that voxel has not yet been grouped into a fragment, it generates a random integer in the range from one to a number that is divided by a fragment size multiplier (we chose 0.2) and multiplied by the magnitude of the velocity of the ball at impact. </w:t>
+      </w:r>
+      <w:r>
+        <w:rPr>
+          <w:lang w:val="en-US"/>
+        </w:rPr>
+        <w:t>It then checks if the distance score is greater than or equal to this random number, and if so, add this new voxel to the current fragment.</w:t>
+      </w:r>
+    </w:p>
+    <w:p>
+      <w:pPr>
+        <w:rPr>
+          <w:lang w:val="en-US"/>
+        </w:rPr>
+      </w:pPr>
       <w:r>
         <w:rPr>
           <w:lang w:val="en-US"/>
         </w:rPr>
         <w:lastRenderedPageBreak/>
-        <w:t xml:space="preserve">bounding boxes to </w:t>
-      </w:r>
-      <w:r>
-        <w:rPr>
-          <w:lang w:val="en-US"/>
-        </w:rPr>
-        <w:t>calculate</w:t>
-      </w:r>
-      <w:r>
-        <w:rPr>
-          <w:lang w:val="en-US"/>
-        </w:rPr>
-        <w:t xml:space="preserve"> </w:t>
-      </w:r>
-      <w:r>
-        <w:rPr>
-          <w:lang w:val="en-US"/>
-        </w:rPr>
-        <w:t>the intersection points of all these fracture lines with the sides of the brick, to determine the length of the lines.</w:t>
-      </w:r>
-    </w:p>
-    <w:p>
-      <w:pPr>
-        <w:rPr>
-          <w:lang w:val="en-US"/>
-        </w:rPr>
-      </w:pPr>
-      <w:r>
-        <w:rPr>
-          <w:lang w:val="en-US"/>
-        </w:rPr>
-        <w:t>Technologies Used:</w:t>
-      </w:r>
-    </w:p>
-    <w:p>
-      <w:pPr>
-        <w:rPr>
-          <w:lang w:val="en-US"/>
-        </w:rPr>
-      </w:pPr>
-      <w:r>
-        <w:rPr>
-          <w:lang w:val="en-US"/>
-        </w:rPr>
-        <w:t>Unity</w:t>
-      </w:r>
-    </w:p>
-    <w:p>
-      <w:pPr>
-        <w:rPr>
-          <w:lang w:val="en-US"/>
-        </w:rPr>
-      </w:pPr>
-      <w:r>
-        <w:rPr>
-          <w:lang w:val="en-US"/>
-        </w:rPr>
-        <w:t>XR Plugin Management Package</w:t>
-      </w:r>
-    </w:p>
-    <w:p>
-      <w:pPr>
-        <w:rPr>
-          <w:lang w:val="en-US"/>
-        </w:rPr>
-      </w:pPr>
-      <w:r>
-        <w:rPr>
-          <w:lang w:val="en-US"/>
-        </w:rPr>
-        <w:t>XR interaction Toolkit</w:t>
-      </w:r>
-    </w:p>
-    <w:p>
-      <w:pPr>
-        <w:rPr>
-          <w:lang w:val="en-US"/>
-        </w:rPr>
-      </w:pPr>
-      <w:r>
-        <w:rPr>
-          <w:lang w:val="en-US"/>
-        </w:rPr>
-        <w:t>Visual Studio Code</w:t>
-      </w:r>
-    </w:p>
-    <w:p>
-      <w:pPr>
-        <w:rPr>
-          <w:lang w:val="en-US"/>
-        </w:rPr>
-      </w:pPr>
-      <w:r>
-        <w:rPr>
-          <w:lang w:val="en-US"/>
-        </w:rPr>
-        <w:t>Adobe Photoshop</w:t>
-      </w:r>
-    </w:p>
-    <w:p>
-      <w:pPr>
-        <w:rPr>
-          <w:lang w:val="en-US"/>
-        </w:rPr>
-      </w:pPr>
-    </w:p>
-    <w:p>
-      <w:pPr>
-        <w:rPr>
-          <w:lang w:val="en-US"/>
-        </w:rPr>
-      </w:pPr>
-      <w:r>
-        <w:rPr>
-          <w:lang w:val="en-US"/>
-        </w:rPr>
-        <w:t>Brick Fragmentation:</w:t>
-      </w:r>
-    </w:p>
-    <w:p>
-      <w:pPr>
-        <w:rPr>
-          <w:lang w:val="en-US"/>
-        </w:rPr>
-      </w:pPr>
-      <w:r>
-        <w:rPr>
-          <w:lang w:val="en-US"/>
-        </w:rPr>
-        <w:t xml:space="preserve">The Fragments Produced when the balls collide with the bricks are composed of voxels, which are pre-initialized when the scene is loaded. </w:t>
-      </w:r>
-      <w:proofErr w:type="gramStart"/>
-      <w:r>
-        <w:rPr>
-          <w:lang w:val="en-US"/>
-        </w:rPr>
-        <w:t>At the moment</w:t>
-      </w:r>
-      <w:proofErr w:type="gramEnd"/>
-      <w:r>
-        <w:rPr>
-          <w:lang w:val="en-US"/>
-        </w:rPr>
-        <w:t xml:space="preserve"> </w:t>
-      </w:r>
-      <w:r>
-        <w:rPr>
-          <w:lang w:val="en-US"/>
-        </w:rPr>
-        <w:t>of impact between the ball and a brick</w:t>
-      </w:r>
-      <w:r>
-        <w:rPr>
-          <w:lang w:val="en-US"/>
-        </w:rPr>
-        <w:t xml:space="preserve">, </w:t>
-      </w:r>
-      <w:r>
-        <w:rPr>
-          <w:lang w:val="en-US"/>
-        </w:rPr>
-        <w:t>the voxels within the brick are divided into groups to create fragments</w:t>
-      </w:r>
-      <w:r>
-        <w:rPr>
-          <w:lang w:val="en-US"/>
-        </w:rPr>
-        <w:t xml:space="preserve">. This is done by </w:t>
-      </w:r>
-      <w:r>
-        <w:rPr>
-          <w:lang w:val="en-US"/>
-        </w:rPr>
-        <w:t xml:space="preserve">first </w:t>
-      </w:r>
-      <w:r>
-        <w:rPr>
-          <w:lang w:val="en-US"/>
-        </w:rPr>
-        <w:t>iteratively choosing a random voxel which has not yet been grouped into a fragment</w:t>
-      </w:r>
-      <w:r>
-        <w:rPr>
-          <w:lang w:val="en-US"/>
-        </w:rPr>
-        <w:t xml:space="preserve">, </w:t>
-      </w:r>
-      <w:r>
-        <w:rPr>
-          <w:lang w:val="en-US"/>
-        </w:rPr>
-        <w:t>and then giving this voxel a distance score based on its distance from the collision point normalized to the range [</w:t>
-      </w:r>
-      <w:r>
-        <w:rPr>
-          <w:lang w:val="en-US"/>
-        </w:rPr>
-        <w:t>1</w:t>
-      </w:r>
-      <w:r>
-        <w:rPr>
-          <w:lang w:val="en-US"/>
-        </w:rPr>
-        <w:t>, 1</w:t>
-      </w:r>
-      <w:r>
-        <w:rPr>
-          <w:lang w:val="en-US"/>
-        </w:rPr>
-        <w:t>00</w:t>
-      </w:r>
-      <w:r>
-        <w:rPr>
-          <w:lang w:val="en-US"/>
-        </w:rPr>
-        <w:t xml:space="preserve">]. Then for each side of the voxel, for the voxel </w:t>
-      </w:r>
-      <w:r>
-        <w:rPr>
-          <w:lang w:val="en-US"/>
-        </w:rPr>
-        <w:t>touching that side</w:t>
-      </w:r>
-      <w:r>
-        <w:rPr>
-          <w:lang w:val="en-US"/>
-        </w:rPr>
-        <w:t>,</w:t>
-      </w:r>
-      <w:r>
-        <w:rPr>
-          <w:lang w:val="en-US"/>
-        </w:rPr>
-        <w:t xml:space="preserve"> if that voxel has not yet been grouped into a fragment, it generates a random integer in the range from one to a number that is divided by a fragment size multiplier (we chose 0.2) and multiplied by the magnitude of the velocity of the ball at impact. </w:t>
-      </w:r>
-      <w:r>
-        <w:rPr>
-          <w:lang w:val="en-US"/>
-        </w:rPr>
-        <w:t>It then checks if the distance score is greater than or equal to this random number, and if so, add this new voxel to the current fragment.</w:t>
-      </w:r>
-    </w:p>
-    <w:p>
-      <w:pPr>
-        <w:rPr>
-          <w:lang w:val="en-US"/>
-        </w:rPr>
-      </w:pPr>
-      <w:r>
-        <w:rPr>
-          <w:lang w:val="en-US"/>
-        </w:rPr>
         <w:t>The algorithm then recursively repeats this process for each new voxel added for one more layer, while subtracting 10 from the distance score.</w:t>
       </w:r>
     </w:p>
@@ -664,37 +1362,45 @@
     </w:p>
     <w:p>
       <w:pPr>
-        <w:rPr>
-          <w:lang w:val="en-US"/>
-        </w:rPr>
-      </w:pPr>
-      <w:r>
-        <w:rPr>
-          <w:lang w:val="en-US"/>
-        </w:rPr>
-        <w:t>Fracture Line Creation:</w:t>
-      </w:r>
-      <w:r>
-        <w:rPr>
-          <w:lang w:val="en-US"/>
-        </w:rPr>
-        <w:tab/>
-      </w:r>
-    </w:p>
-    <w:p>
-      <w:pPr>
-        <w:rPr>
-          <w:lang w:val="en-US"/>
-        </w:rPr>
-      </w:pPr>
-      <w:r>
-        <w:rPr>
-          <w:lang w:val="en-US"/>
-        </w:rPr>
-        <w:tab/>
+        <w:pStyle w:val="Heading1"/>
+        <w:rPr>
+          <w:lang w:val="en-US"/>
+        </w:rPr>
+      </w:pPr>
+      <w:r>
+        <w:rPr>
+          <w:lang w:val="en-US"/>
+        </w:rPr>
+        <w:t>Conclusion</w:t>
+      </w:r>
+    </w:p>
+    <w:p>
+      <w:pPr>
+        <w:rPr>
+          <w:lang w:val="en-US"/>
+        </w:rPr>
+      </w:pPr>
+      <w:r>
+        <w:rPr>
+          <w:lang w:val="en-US"/>
+        </w:rPr>
+        <w:t xml:space="preserve">Beyond supplying us more experience with programming in C# as well as with working with the Unity platform, this project has opened our eyes to the depth and complexity involved with game design in general and specifically in </w:t>
+      </w:r>
+      <w:r>
+        <w:rPr>
+          <w:lang w:val="en-US"/>
+        </w:rPr>
+        <w:t>VR and</w:t>
+      </w:r>
+      <w:r>
+        <w:rPr>
+          <w:lang w:val="en-US"/>
+        </w:rPr>
+        <w:t xml:space="preserve"> has motivated us to continuing exploring this very interesting field!</w:t>
       </w:r>
     </w:p>
     <w:sectPr>
+      <w:headerReference w:type="default" r:id="rId14"/>
       <w:pgSz w:w="11906" w:h="16838"/>
       <w:pgMar w:top="1440" w:right="1440" w:bottom="1440" w:left="1440" w:header="708" w:footer="708" w:gutter="0"/>
       <w:cols w:space="708"/>
@@ -704,20 +1410,435 @@
 </w:document>
 </file>
 
+<file path=word/endnotes.xml><?xml version="1.0" encoding="utf-8"?>
+<w:endnotes xmlns:wpc="http://schemas.microsoft.com/office/word/2010/wordprocessingCanvas" xmlns:cx="http://schemas.microsoft.com/office/drawing/2014/chartex" xmlns:cx1="http://schemas.microsoft.com/office/drawing/2015/9/8/chartex" xmlns:cx2="http://schemas.microsoft.com/office/drawing/2015/10/21/chartex" xmlns:cx3="http://schemas.microsoft.com/office/drawing/2016/5/9/chartex" xmlns:cx4="http://schemas.microsoft.com/office/drawing/2016/5/10/chartex" xmlns:cx5="http://schemas.microsoft.com/office/drawing/2016/5/11/chartex" xmlns:cx6="http://schemas.microsoft.com/office/drawing/2016/5/12/chartex" xmlns:cx7="http://schemas.microsoft.com/office/drawing/2016/5/13/chartex" xmlns:cx8="http://schemas.microsoft.com/office/drawing/2016/5/14/chartex" xmlns:mc="http://schemas.openxmlformats.org/markup-compatibility/2006" xmlns:aink="http://schemas.microsoft.com/office/drawing/2016/ink" xmlns:am3d="http://schemas.microsoft.com/office/drawing/2017/model3d" xmlns:o="urn:schemas-microsoft-com:office:office" xmlns:oel="http://schemas.microsoft.com/office/2019/extlst" xmlns:r="http://schemas.openxmlformats.org/officeDocument/2006/relationships" xmlns:m="http://schemas.openxmlformats.org/officeDocument/2006/math" xmlns:v="urn:schemas-microsoft-com:vml" xmlns:wp14="http://schemas.microsoft.com/office/word/2010/wordprocessingDrawing" xmlns:wp="http://schemas.openxmlformats.org/drawingml/2006/wordprocessingDrawing" xmlns:w10="urn:schemas-microsoft-com:office:word" xmlns:w="http://schemas.openxmlformats.org/wordprocessingml/2006/main" xmlns:w14="http://schemas.microsoft.com/office/word/2010/wordml" xmlns:w15="http://schemas.microsoft.com/office/word/2012/wordml" xmlns:w16cex="http://schemas.microsoft.com/office/word/2018/wordml/cex" xmlns:w16cid="http://schemas.microsoft.com/office/word/2016/wordml/cid" xmlns:w16="http://schemas.microsoft.com/office/word/2018/wordml" xmlns:w16sdtdh="http://schemas.microsoft.com/office/word/2020/wordml/sdtdatahash" xmlns:w16se="http://schemas.microsoft.com/office/word/2015/wordml/symex" xmlns:wpg="http://schemas.microsoft.com/office/word/2010/wordprocessingGroup" xmlns:wpi="http://schemas.microsoft.com/office/word/2010/wordprocessingInk" xmlns:wne="http://schemas.microsoft.com/office/word/2006/wordml" xmlns:wps="http://schemas.microsoft.com/office/word/2010/wordprocessingShape" mc:Ignorable="w14 w15 w16se w16cid w16 w16cex w16sdtdh wp14">
+  <w:endnote w:type="separator" w:id="-1">
+    <w:p>
+      <w:pPr>
+        <w:spacing w:before="0" w:after="0" w:line="240" w:lineRule="auto"/>
+      </w:pPr>
+      <w:r>
+        <w:separator/>
+      </w:r>
+    </w:p>
+  </w:endnote>
+  <w:endnote w:type="continuationSeparator" w:id="0">
+    <w:p>
+      <w:pPr>
+        <w:spacing w:before="0" w:after="0" w:line="240" w:lineRule="auto"/>
+      </w:pPr>
+      <w:r>
+        <w:continuationSeparator/>
+      </w:r>
+    </w:p>
+  </w:endnote>
+</w:endnotes>
+</file>
+
+<file path=word/footnotes.xml><?xml version="1.0" encoding="utf-8"?>
+<w:footnotes xmlns:wpc="http://schemas.microsoft.com/office/word/2010/wordprocessingCanvas" xmlns:cx="http://schemas.microsoft.com/office/drawing/2014/chartex" xmlns:cx1="http://schemas.microsoft.com/office/drawing/2015/9/8/chartex" xmlns:cx2="http://schemas.microsoft.com/office/drawing/2015/10/21/chartex" xmlns:cx3="http://schemas.microsoft.com/office/drawing/2016/5/9/chartex" xmlns:cx4="http://schemas.microsoft.com/office/drawing/2016/5/10/chartex" xmlns:cx5="http://schemas.microsoft.com/office/drawing/2016/5/11/chartex" xmlns:cx6="http://schemas.microsoft.com/office/drawing/2016/5/12/chartex" xmlns:cx7="http://schemas.microsoft.com/office/drawing/2016/5/13/chartex" xmlns:cx8="http://schemas.microsoft.com/office/drawing/2016/5/14/chartex" xmlns:mc="http://schemas.openxmlformats.org/markup-compatibility/2006" xmlns:aink="http://schemas.microsoft.com/office/drawing/2016/ink" xmlns:am3d="http://schemas.microsoft.com/office/drawing/2017/model3d" xmlns:o="urn:schemas-microsoft-com:office:office" xmlns:oel="http://schemas.microsoft.com/office/2019/extlst" xmlns:r="http://schemas.openxmlformats.org/officeDocument/2006/relationships" xmlns:m="http://schemas.openxmlformats.org/officeDocument/2006/math" xmlns:v="urn:schemas-microsoft-com:vml" xmlns:wp14="http://schemas.microsoft.com/office/word/2010/wordprocessingDrawing" xmlns:wp="http://schemas.openxmlformats.org/drawingml/2006/wordprocessingDrawing" xmlns:w10="urn:schemas-microsoft-com:office:word" xmlns:w="http://schemas.openxmlformats.org/wordprocessingml/2006/main" xmlns:w14="http://schemas.microsoft.com/office/word/2010/wordml" xmlns:w15="http://schemas.microsoft.com/office/word/2012/wordml" xmlns:w16cex="http://schemas.microsoft.com/office/word/2018/wordml/cex" xmlns:w16cid="http://schemas.microsoft.com/office/word/2016/wordml/cid" xmlns:w16="http://schemas.microsoft.com/office/word/2018/wordml" xmlns:w16sdtdh="http://schemas.microsoft.com/office/word/2020/wordml/sdtdatahash" xmlns:w16se="http://schemas.microsoft.com/office/word/2015/wordml/symex" xmlns:wpg="http://schemas.microsoft.com/office/word/2010/wordprocessingGroup" xmlns:wpi="http://schemas.microsoft.com/office/word/2010/wordprocessingInk" xmlns:wne="http://schemas.microsoft.com/office/word/2006/wordml" xmlns:wps="http://schemas.microsoft.com/office/word/2010/wordprocessingShape" mc:Ignorable="w14 w15 w16se w16cid w16 w16cex w16sdtdh wp14">
+  <w:footnote w:type="separator" w:id="-1">
+    <w:p>
+      <w:pPr>
+        <w:spacing w:before="0" w:after="0" w:line="240" w:lineRule="auto"/>
+      </w:pPr>
+      <w:r>
+        <w:separator/>
+      </w:r>
+    </w:p>
+  </w:footnote>
+  <w:footnote w:type="continuationSeparator" w:id="0">
+    <w:p>
+      <w:pPr>
+        <w:spacing w:before="0" w:after="0" w:line="240" w:lineRule="auto"/>
+      </w:pPr>
+      <w:r>
+        <w:continuationSeparator/>
+      </w:r>
+    </w:p>
+  </w:footnote>
+</w:footnotes>
+</file>
+
+<file path=word/header1.xml><?xml version="1.0" encoding="utf-8"?>
+<w:hdr xmlns:wpc="http://schemas.microsoft.com/office/word/2010/wordprocessingCanvas" xmlns:cx="http://schemas.microsoft.com/office/drawing/2014/chartex" xmlns:cx1="http://schemas.microsoft.com/office/drawing/2015/9/8/chartex" xmlns:cx2="http://schemas.microsoft.com/office/drawing/2015/10/21/chartex" xmlns:cx3="http://schemas.microsoft.com/office/drawing/2016/5/9/chartex" xmlns:cx4="http://schemas.microsoft.com/office/drawing/2016/5/10/chartex" xmlns:cx5="http://schemas.microsoft.com/office/drawing/2016/5/11/chartex" xmlns:cx6="http://schemas.microsoft.com/office/drawing/2016/5/12/chartex" xmlns:cx7="http://schemas.microsoft.com/office/drawing/2016/5/13/chartex" xmlns:cx8="http://schemas.microsoft.com/office/drawing/2016/5/14/chartex" xmlns:mc="http://schemas.openxmlformats.org/markup-compatibility/2006" xmlns:aink="http://schemas.microsoft.com/office/drawing/2016/ink" xmlns:am3d="http://schemas.microsoft.com/office/drawing/2017/model3d" xmlns:o="urn:schemas-microsoft-com:office:office" xmlns:oel="http://schemas.microsoft.com/office/2019/extlst" xmlns:r="http://schemas.openxmlformats.org/officeDocument/2006/relationships" xmlns:m="http://schemas.openxmlformats.org/officeDocument/2006/math" xmlns:v="urn:schemas-microsoft-com:vml" xmlns:wp14="http://schemas.microsoft.com/office/word/2010/wordprocessingDrawing" xmlns:wp="http://schemas.openxmlformats.org/drawingml/2006/wordprocessingDrawing" xmlns:w10="urn:schemas-microsoft-com:office:word" xmlns:w="http://schemas.openxmlformats.org/wordprocessingml/2006/main" xmlns:w14="http://schemas.microsoft.com/office/word/2010/wordml" xmlns:w15="http://schemas.microsoft.com/office/word/2012/wordml" xmlns:w16cex="http://schemas.microsoft.com/office/word/2018/wordml/cex" xmlns:w16cid="http://schemas.microsoft.com/office/word/2016/wordml/cid" xmlns:w16="http://schemas.microsoft.com/office/word/2018/wordml" xmlns:w16sdtdh="http://schemas.microsoft.com/office/word/2020/wordml/sdtdatahash" xmlns:w16se="http://schemas.microsoft.com/office/word/2015/wordml/symex" xmlns:wpg="http://schemas.microsoft.com/office/word/2010/wordprocessingGroup" xmlns:wpi="http://schemas.microsoft.com/office/word/2010/wordprocessingInk" xmlns:wne="http://schemas.microsoft.com/office/word/2006/wordml" xmlns:wps="http://schemas.microsoft.com/office/word/2010/wordprocessingShape" mc:Ignorable="w14 w15 w16se w16cid w16 w16cex w16sdtdh wp14">
+  <w:p>
+    <w:pPr>
+      <w:pStyle w:val="Header"/>
+    </w:pPr>
+    <w:r>
+      <w:rPr>
+        <w:noProof/>
+      </w:rPr>
+      <w:drawing>
+        <wp:anchor distT="0" distB="0" distL="114300" distR="114300" simplePos="0" relativeHeight="251659264" behindDoc="0" locked="0" layoutInCell="1" allowOverlap="1" wp14:anchorId="00548D34" wp14:editId="62389835">
+          <wp:simplePos x="0" y="0"/>
+          <wp:positionH relativeFrom="margin">
+            <wp:align>right</wp:align>
+          </wp:positionH>
+          <wp:positionV relativeFrom="paragraph">
+            <wp:posOffset>-392430</wp:posOffset>
+          </wp:positionV>
+          <wp:extent cx="1259840" cy="615950"/>
+          <wp:effectExtent l="0" t="0" r="0" b="0"/>
+          <wp:wrapSquare wrapText="bothSides"/>
+          <wp:docPr id="5" name="Picture 5" descr="A picture containing text&#10;&#10;Description automatically generated"/>
+          <wp:cNvGraphicFramePr>
+            <a:graphicFrameLocks xmlns:a="http://schemas.openxmlformats.org/drawingml/2006/main" noChangeAspect="1"/>
+          </wp:cNvGraphicFramePr>
+          <a:graphic xmlns:a="http://schemas.openxmlformats.org/drawingml/2006/main">
+            <a:graphicData uri="http://schemas.openxmlformats.org/drawingml/2006/picture">
+              <pic:pic xmlns:pic="http://schemas.openxmlformats.org/drawingml/2006/picture">
+                <pic:nvPicPr>
+                  <pic:cNvPr id="5" name="Picture 5" descr="A picture containing text&#10;&#10;Description automatically generated"/>
+                  <pic:cNvPicPr/>
+                </pic:nvPicPr>
+                <pic:blipFill>
+                  <a:blip r:embed="rId1">
+                    <a:extLst>
+                      <a:ext uri="{28A0092B-C50C-407E-A947-70E740481C1C}">
+                        <a14:useLocalDpi xmlns:a14="http://schemas.microsoft.com/office/drawing/2010/main" val="0"/>
+                      </a:ext>
+                    </a:extLst>
+                  </a:blip>
+                  <a:stretch>
+                    <a:fillRect/>
+                  </a:stretch>
+                </pic:blipFill>
+                <pic:spPr>
+                  <a:xfrm>
+                    <a:off x="0" y="0"/>
+                    <a:ext cx="1259840" cy="615950"/>
+                  </a:xfrm>
+                  <a:prstGeom prst="rect">
+                    <a:avLst/>
+                  </a:prstGeom>
+                </pic:spPr>
+              </pic:pic>
+            </a:graphicData>
+          </a:graphic>
+          <wp14:sizeRelH relativeFrom="margin">
+            <wp14:pctWidth>0</wp14:pctWidth>
+          </wp14:sizeRelH>
+          <wp14:sizeRelV relativeFrom="margin">
+            <wp14:pctHeight>0</wp14:pctHeight>
+          </wp14:sizeRelV>
+        </wp:anchor>
+      </w:drawing>
+    </w:r>
+    <w:r>
+      <w:rPr>
+        <w:noProof/>
+      </w:rPr>
+      <w:drawing>
+        <wp:anchor distT="0" distB="0" distL="114300" distR="114300" simplePos="0" relativeHeight="251658240" behindDoc="0" locked="0" layoutInCell="1" allowOverlap="1" wp14:anchorId="15BCE3C0" wp14:editId="36CFBE9B">
+          <wp:simplePos x="0" y="0"/>
+          <wp:positionH relativeFrom="margin">
+            <wp:align>left</wp:align>
+          </wp:positionH>
+          <wp:positionV relativeFrom="paragraph">
+            <wp:posOffset>-392430</wp:posOffset>
+          </wp:positionV>
+          <wp:extent cx="647700" cy="606425"/>
+          <wp:effectExtent l="0" t="0" r="0" b="3175"/>
+          <wp:wrapSquare wrapText="bothSides"/>
+          <wp:docPr id="4" name="Picture 4"/>
+          <wp:cNvGraphicFramePr>
+            <a:graphicFrameLocks xmlns:a="http://schemas.openxmlformats.org/drawingml/2006/main" noChangeAspect="1"/>
+          </wp:cNvGraphicFramePr>
+          <a:graphic xmlns:a="http://schemas.openxmlformats.org/drawingml/2006/main">
+            <a:graphicData uri="http://schemas.openxmlformats.org/drawingml/2006/picture">
+              <pic:pic xmlns:pic="http://schemas.openxmlformats.org/drawingml/2006/picture">
+                <pic:nvPicPr>
+                  <pic:cNvPr id="4" name="Picture 4"/>
+                  <pic:cNvPicPr/>
+                </pic:nvPicPr>
+                <pic:blipFill>
+                  <a:blip r:embed="rId2">
+                    <a:extLst>
+                      <a:ext uri="{28A0092B-C50C-407E-A947-70E740481C1C}">
+                        <a14:useLocalDpi xmlns:a14="http://schemas.microsoft.com/office/drawing/2010/main" val="0"/>
+                      </a:ext>
+                    </a:extLst>
+                  </a:blip>
+                  <a:stretch>
+                    <a:fillRect/>
+                  </a:stretch>
+                </pic:blipFill>
+                <pic:spPr>
+                  <a:xfrm>
+                    <a:off x="0" y="0"/>
+                    <a:ext cx="647700" cy="606425"/>
+                  </a:xfrm>
+                  <a:prstGeom prst="rect">
+                    <a:avLst/>
+                  </a:prstGeom>
+                </pic:spPr>
+              </pic:pic>
+            </a:graphicData>
+          </a:graphic>
+          <wp14:sizeRelH relativeFrom="margin">
+            <wp14:pctWidth>0</wp14:pctWidth>
+          </wp14:sizeRelH>
+          <wp14:sizeRelV relativeFrom="margin">
+            <wp14:pctHeight>0</wp14:pctHeight>
+          </wp14:sizeRelV>
+        </wp:anchor>
+      </w:drawing>
+    </w:r>
+  </w:p>
+</w:hdr>
+</file>
+
+<file path=word/numbering.xml><?xml version="1.0" encoding="utf-8"?>
+<w:numbering xmlns:wpc="http://schemas.microsoft.com/office/word/2010/wordprocessingCanvas" xmlns:cx="http://schemas.microsoft.com/office/drawing/2014/chartex" xmlns:cx1="http://schemas.microsoft.com/office/drawing/2015/9/8/chartex" xmlns:cx2="http://schemas.microsoft.com/office/drawing/2015/10/21/chartex" xmlns:cx3="http://schemas.microsoft.com/office/drawing/2016/5/9/chartex" xmlns:cx4="http://schemas.microsoft.com/office/drawing/2016/5/10/chartex" xmlns:cx5="http://schemas.microsoft.com/office/drawing/2016/5/11/chartex" xmlns:cx6="http://schemas.microsoft.com/office/drawing/2016/5/12/chartex" xmlns:cx7="http://schemas.microsoft.com/office/drawing/2016/5/13/chartex" xmlns:cx8="http://schemas.microsoft.com/office/drawing/2016/5/14/chartex" xmlns:mc="http://schemas.openxmlformats.org/markup-compatibility/2006" xmlns:aink="http://schemas.microsoft.com/office/drawing/2016/ink" xmlns:am3d="http://schemas.microsoft.com/office/drawing/2017/model3d" xmlns:o="urn:schemas-microsoft-com:office:office" xmlns:oel="http://schemas.microsoft.com/office/2019/extlst" xmlns:r="http://schemas.openxmlformats.org/officeDocument/2006/relationships" xmlns:m="http://schemas.openxmlformats.org/officeDocument/2006/math" xmlns:v="urn:schemas-microsoft-com:vml" xmlns:wp14="http://schemas.microsoft.com/office/word/2010/wordprocessingDrawing" xmlns:wp="http://schemas.openxmlformats.org/drawingml/2006/wordprocessingDrawing" xmlns:w10="urn:schemas-microsoft-com:office:word" xmlns:w="http://schemas.openxmlformats.org/wordprocessingml/2006/main" xmlns:w14="http://schemas.microsoft.com/office/word/2010/wordml" xmlns:w15="http://schemas.microsoft.com/office/word/2012/wordml" xmlns:w16cex="http://schemas.microsoft.com/office/word/2018/wordml/cex" xmlns:w16cid="http://schemas.microsoft.com/office/word/2016/wordml/cid" xmlns:w16="http://schemas.microsoft.com/office/word/2018/wordml" xmlns:w16sdtdh="http://schemas.microsoft.com/office/word/2020/wordml/sdtdatahash" xmlns:w16se="http://schemas.microsoft.com/office/word/2015/wordml/symex" xmlns:wpg="http://schemas.microsoft.com/office/word/2010/wordprocessingGroup" xmlns:wpi="http://schemas.microsoft.com/office/word/2010/wordprocessingInk" xmlns:wne="http://schemas.microsoft.com/office/word/2006/wordml" xmlns:wps="http://schemas.microsoft.com/office/word/2010/wordprocessingShape" mc:Ignorable="w14 w15 w16se w16cid w16 w16cex w16sdtdh wp14">
+  <w:abstractNum w:abstractNumId="0" w15:restartNumberingAfterBreak="0">
+    <w:nsid w:val="617221A9"/>
+    <w:multiLevelType w:val="hybridMultilevel"/>
+    <w:tmpl w:val="F514B792"/>
+    <w:lvl w:ilvl="0" w:tplc="20000001">
+      <w:start w:val="1"/>
+      <w:numFmt w:val="bullet"/>
+      <w:lvlText w:val=""/>
+      <w:lvlJc w:val="left"/>
+      <w:pPr>
+        <w:ind w:left="720" w:hanging="360"/>
+      </w:pPr>
+      <w:rPr>
+        <w:rFonts w:ascii="Symbol" w:hAnsi="Symbol" w:hint="default"/>
+      </w:rPr>
+    </w:lvl>
+    <w:lvl w:ilvl="1" w:tplc="20000003" w:tentative="1">
+      <w:start w:val="1"/>
+      <w:numFmt w:val="bullet"/>
+      <w:lvlText w:val="o"/>
+      <w:lvlJc w:val="left"/>
+      <w:pPr>
+        <w:ind w:left="1440" w:hanging="360"/>
+      </w:pPr>
+      <w:rPr>
+        <w:rFonts w:ascii="Courier New" w:hAnsi="Courier New" w:cs="Courier New" w:hint="default"/>
+      </w:rPr>
+    </w:lvl>
+    <w:lvl w:ilvl="2" w:tplc="20000005" w:tentative="1">
+      <w:start w:val="1"/>
+      <w:numFmt w:val="bullet"/>
+      <w:lvlText w:val=""/>
+      <w:lvlJc w:val="left"/>
+      <w:pPr>
+        <w:ind w:left="2160" w:hanging="360"/>
+      </w:pPr>
+      <w:rPr>
+        <w:rFonts w:ascii="Wingdings" w:hAnsi="Wingdings" w:hint="default"/>
+      </w:rPr>
+    </w:lvl>
+    <w:lvl w:ilvl="3" w:tplc="20000001" w:tentative="1">
+      <w:start w:val="1"/>
+      <w:numFmt w:val="bullet"/>
+      <w:lvlText w:val=""/>
+      <w:lvlJc w:val="left"/>
+      <w:pPr>
+        <w:ind w:left="2880" w:hanging="360"/>
+      </w:pPr>
+      <w:rPr>
+        <w:rFonts w:ascii="Symbol" w:hAnsi="Symbol" w:hint="default"/>
+      </w:rPr>
+    </w:lvl>
+    <w:lvl w:ilvl="4" w:tplc="20000003" w:tentative="1">
+      <w:start w:val="1"/>
+      <w:numFmt w:val="bullet"/>
+      <w:lvlText w:val="o"/>
+      <w:lvlJc w:val="left"/>
+      <w:pPr>
+        <w:ind w:left="3600" w:hanging="360"/>
+      </w:pPr>
+      <w:rPr>
+        <w:rFonts w:ascii="Courier New" w:hAnsi="Courier New" w:cs="Courier New" w:hint="default"/>
+      </w:rPr>
+    </w:lvl>
+    <w:lvl w:ilvl="5" w:tplc="20000005" w:tentative="1">
+      <w:start w:val="1"/>
+      <w:numFmt w:val="bullet"/>
+      <w:lvlText w:val=""/>
+      <w:lvlJc w:val="left"/>
+      <w:pPr>
+        <w:ind w:left="4320" w:hanging="360"/>
+      </w:pPr>
+      <w:rPr>
+        <w:rFonts w:ascii="Wingdings" w:hAnsi="Wingdings" w:hint="default"/>
+      </w:rPr>
+    </w:lvl>
+    <w:lvl w:ilvl="6" w:tplc="20000001" w:tentative="1">
+      <w:start w:val="1"/>
+      <w:numFmt w:val="bullet"/>
+      <w:lvlText w:val=""/>
+      <w:lvlJc w:val="left"/>
+      <w:pPr>
+        <w:ind w:left="5040" w:hanging="360"/>
+      </w:pPr>
+      <w:rPr>
+        <w:rFonts w:ascii="Symbol" w:hAnsi="Symbol" w:hint="default"/>
+      </w:rPr>
+    </w:lvl>
+    <w:lvl w:ilvl="7" w:tplc="20000003" w:tentative="1">
+      <w:start w:val="1"/>
+      <w:numFmt w:val="bullet"/>
+      <w:lvlText w:val="o"/>
+      <w:lvlJc w:val="left"/>
+      <w:pPr>
+        <w:ind w:left="5760" w:hanging="360"/>
+      </w:pPr>
+      <w:rPr>
+        <w:rFonts w:ascii="Courier New" w:hAnsi="Courier New" w:cs="Courier New" w:hint="default"/>
+      </w:rPr>
+    </w:lvl>
+    <w:lvl w:ilvl="8" w:tplc="20000005" w:tentative="1">
+      <w:start w:val="1"/>
+      <w:numFmt w:val="bullet"/>
+      <w:lvlText w:val=""/>
+      <w:lvlJc w:val="left"/>
+      <w:pPr>
+        <w:ind w:left="6480" w:hanging="360"/>
+      </w:pPr>
+      <w:rPr>
+        <w:rFonts w:ascii="Wingdings" w:hAnsi="Wingdings" w:hint="default"/>
+      </w:rPr>
+    </w:lvl>
+  </w:abstractNum>
+  <w:abstractNum w:abstractNumId="1" w15:restartNumberingAfterBreak="0">
+    <w:nsid w:val="7E630318"/>
+    <w:multiLevelType w:val="hybridMultilevel"/>
+    <w:tmpl w:val="E0D6F924"/>
+    <w:lvl w:ilvl="0" w:tplc="20000001">
+      <w:start w:val="1"/>
+      <w:numFmt w:val="bullet"/>
+      <w:lvlText w:val=""/>
+      <w:lvlJc w:val="left"/>
+      <w:pPr>
+        <w:ind w:left="720" w:hanging="360"/>
+      </w:pPr>
+      <w:rPr>
+        <w:rFonts w:ascii="Symbol" w:hAnsi="Symbol" w:hint="default"/>
+      </w:rPr>
+    </w:lvl>
+    <w:lvl w:ilvl="1" w:tplc="20000003" w:tentative="1">
+      <w:start w:val="1"/>
+      <w:numFmt w:val="bullet"/>
+      <w:lvlText w:val="o"/>
+      <w:lvlJc w:val="left"/>
+      <w:pPr>
+        <w:ind w:left="1440" w:hanging="360"/>
+      </w:pPr>
+      <w:rPr>
+        <w:rFonts w:ascii="Courier New" w:hAnsi="Courier New" w:cs="Courier New" w:hint="default"/>
+      </w:rPr>
+    </w:lvl>
+    <w:lvl w:ilvl="2" w:tplc="20000005" w:tentative="1">
+      <w:start w:val="1"/>
+      <w:numFmt w:val="bullet"/>
+      <w:lvlText w:val=""/>
+      <w:lvlJc w:val="left"/>
+      <w:pPr>
+        <w:ind w:left="2160" w:hanging="360"/>
+      </w:pPr>
+      <w:rPr>
+        <w:rFonts w:ascii="Wingdings" w:hAnsi="Wingdings" w:hint="default"/>
+      </w:rPr>
+    </w:lvl>
+    <w:lvl w:ilvl="3" w:tplc="20000001" w:tentative="1">
+      <w:start w:val="1"/>
+      <w:numFmt w:val="bullet"/>
+      <w:lvlText w:val=""/>
+      <w:lvlJc w:val="left"/>
+      <w:pPr>
+        <w:ind w:left="2880" w:hanging="360"/>
+      </w:pPr>
+      <w:rPr>
+        <w:rFonts w:ascii="Symbol" w:hAnsi="Symbol" w:hint="default"/>
+      </w:rPr>
+    </w:lvl>
+    <w:lvl w:ilvl="4" w:tplc="20000003" w:tentative="1">
+      <w:start w:val="1"/>
+      <w:numFmt w:val="bullet"/>
+      <w:lvlText w:val="o"/>
+      <w:lvlJc w:val="left"/>
+      <w:pPr>
+        <w:ind w:left="3600" w:hanging="360"/>
+      </w:pPr>
+      <w:rPr>
+        <w:rFonts w:ascii="Courier New" w:hAnsi="Courier New" w:cs="Courier New" w:hint="default"/>
+      </w:rPr>
+    </w:lvl>
+    <w:lvl w:ilvl="5" w:tplc="20000005" w:tentative="1">
+      <w:start w:val="1"/>
+      <w:numFmt w:val="bullet"/>
+      <w:lvlText w:val=""/>
+      <w:lvlJc w:val="left"/>
+      <w:pPr>
+        <w:ind w:left="4320" w:hanging="360"/>
+      </w:pPr>
+      <w:rPr>
+        <w:rFonts w:ascii="Wingdings" w:hAnsi="Wingdings" w:hint="default"/>
+      </w:rPr>
+    </w:lvl>
+    <w:lvl w:ilvl="6" w:tplc="20000001" w:tentative="1">
+      <w:start w:val="1"/>
+      <w:numFmt w:val="bullet"/>
+      <w:lvlText w:val=""/>
+      <w:lvlJc w:val="left"/>
+      <w:pPr>
+        <w:ind w:left="5040" w:hanging="360"/>
+      </w:pPr>
+      <w:rPr>
+        <w:rFonts w:ascii="Symbol" w:hAnsi="Symbol" w:hint="default"/>
+      </w:rPr>
+    </w:lvl>
+    <w:lvl w:ilvl="7" w:tplc="20000003" w:tentative="1">
+      <w:start w:val="1"/>
+      <w:numFmt w:val="bullet"/>
+      <w:lvlText w:val="o"/>
+      <w:lvlJc w:val="left"/>
+      <w:pPr>
+        <w:ind w:left="5760" w:hanging="360"/>
+      </w:pPr>
+      <w:rPr>
+        <w:rFonts w:ascii="Courier New" w:hAnsi="Courier New" w:cs="Courier New" w:hint="default"/>
+      </w:rPr>
+    </w:lvl>
+    <w:lvl w:ilvl="8" w:tplc="20000005" w:tentative="1">
+      <w:start w:val="1"/>
+      <w:numFmt w:val="bullet"/>
+      <w:lvlText w:val=""/>
+      <w:lvlJc w:val="left"/>
+      <w:pPr>
+        <w:ind w:left="6480" w:hanging="360"/>
+      </w:pPr>
+      <w:rPr>
+        <w:rFonts w:ascii="Wingdings" w:hAnsi="Wingdings" w:hint="default"/>
+      </w:rPr>
+    </w:lvl>
+  </w:abstractNum>
+  <w:num w:numId="1" w16cid:durableId="1209222511">
+    <w:abstractNumId w:val="1"/>
+  </w:num>
+  <w:num w:numId="2" w16cid:durableId="795563262">
+    <w:abstractNumId w:val="0"/>
+  </w:num>
+</w:numbering>
+</file>
+
 <file path=word/styles.xml><?xml version="1.0" encoding="utf-8"?>
 <w:styles xmlns:mc="http://schemas.openxmlformats.org/markup-compatibility/2006" xmlns:r="http://schemas.openxmlformats.org/officeDocument/2006/relationships" xmlns:w="http://schemas.openxmlformats.org/wordprocessingml/2006/main" xmlns:w14="http://schemas.microsoft.com/office/word/2010/wordml" xmlns:w15="http://schemas.microsoft.com/office/word/2012/wordml" xmlns:w16cex="http://schemas.microsoft.com/office/word/2018/wordml/cex" xmlns:w16cid="http://schemas.microsoft.com/office/word/2016/wordml/cid" xmlns:w16="http://schemas.microsoft.com/office/word/2018/wordml" xmlns:w16sdtdh="http://schemas.microsoft.com/office/word/2020/wordml/sdtdatahash" xmlns:w16se="http://schemas.microsoft.com/office/word/2015/wordml/symex" mc:Ignorable="w14 w15 w16se w16cid w16 w16cex w16sdtdh">
   <w:docDefaults>
     <w:rPrDefault>
       <w:rPr>
-        <w:rFonts w:asciiTheme="minorHAnsi" w:eastAsiaTheme="minorHAnsi" w:hAnsiTheme="minorHAnsi" w:cstheme="minorBidi"/>
-        <w:sz w:val="22"/>
-        <w:szCs w:val="22"/>
+        <w:rFonts w:asciiTheme="minorHAnsi" w:eastAsiaTheme="minorEastAsia" w:hAnsiTheme="minorHAnsi" w:cstheme="minorBidi"/>
         <w:lang w:val="en-IL" w:eastAsia="en-US" w:bidi="he-IL"/>
       </w:rPr>
     </w:rPrDefault>
     <w:pPrDefault>
       <w:pPr>
-        <w:spacing w:after="160" w:line="259" w:lineRule="auto"/>
+        <w:spacing w:before="100" w:after="200" w:line="276" w:lineRule="auto"/>
       </w:pPr>
     </w:pPrDefault>
   </w:docDefaults>
@@ -1102,11 +2223,218 @@
   <w:style w:type="paragraph" w:default="1" w:styleId="Normal">
     <w:name w:val="Normal"/>
     <w:qFormat/>
+    <w:rsid w:val="00252903"/>
+  </w:style>
+  <w:style w:type="paragraph" w:styleId="Heading1">
+    <w:name w:val="heading 1"/>
+    <w:basedOn w:val="Normal"/>
+    <w:next w:val="Normal"/>
+    <w:link w:val="Heading1Char"/>
+    <w:uiPriority w:val="9"/>
+    <w:qFormat/>
+    <w:rsid w:val="00252903"/>
+    <w:pPr>
+      <w:pBdr>
+        <w:top w:val="single" w:sz="24" w:space="0" w:color="4472C4" w:themeColor="accent1"/>
+        <w:left w:val="single" w:sz="24" w:space="0" w:color="4472C4" w:themeColor="accent1"/>
+        <w:bottom w:val="single" w:sz="24" w:space="0" w:color="4472C4" w:themeColor="accent1"/>
+        <w:right w:val="single" w:sz="24" w:space="0" w:color="4472C4" w:themeColor="accent1"/>
+      </w:pBdr>
+      <w:shd w:val="clear" w:color="auto" w:fill="4472C4" w:themeFill="accent1"/>
+      <w:spacing w:after="0"/>
+      <w:outlineLvl w:val="0"/>
+    </w:pPr>
+    <w:rPr>
+      <w:caps/>
+      <w:color w:val="FFFFFF" w:themeColor="background1"/>
+      <w:spacing w:val="15"/>
+      <w:sz w:val="22"/>
+      <w:szCs w:val="22"/>
+    </w:rPr>
+  </w:style>
+  <w:style w:type="paragraph" w:styleId="Heading2">
+    <w:name w:val="heading 2"/>
+    <w:basedOn w:val="Normal"/>
+    <w:next w:val="Normal"/>
+    <w:link w:val="Heading2Char"/>
+    <w:uiPriority w:val="9"/>
+    <w:unhideWhenUsed/>
+    <w:qFormat/>
+    <w:rsid w:val="00252903"/>
+    <w:pPr>
+      <w:pBdr>
+        <w:top w:val="single" w:sz="24" w:space="0" w:color="D9E2F3" w:themeColor="accent1" w:themeTint="33"/>
+        <w:left w:val="single" w:sz="24" w:space="0" w:color="D9E2F3" w:themeColor="accent1" w:themeTint="33"/>
+        <w:bottom w:val="single" w:sz="24" w:space="0" w:color="D9E2F3" w:themeColor="accent1" w:themeTint="33"/>
+        <w:right w:val="single" w:sz="24" w:space="0" w:color="D9E2F3" w:themeColor="accent1" w:themeTint="33"/>
+      </w:pBdr>
+      <w:shd w:val="clear" w:color="auto" w:fill="D9E2F3" w:themeFill="accent1" w:themeFillTint="33"/>
+      <w:spacing w:after="0"/>
+      <w:outlineLvl w:val="1"/>
+    </w:pPr>
+    <w:rPr>
+      <w:caps/>
+      <w:spacing w:val="15"/>
+    </w:rPr>
+  </w:style>
+  <w:style w:type="paragraph" w:styleId="Heading3">
+    <w:name w:val="heading 3"/>
+    <w:basedOn w:val="Normal"/>
+    <w:next w:val="Normal"/>
+    <w:link w:val="Heading3Char"/>
+    <w:uiPriority w:val="9"/>
+    <w:unhideWhenUsed/>
+    <w:qFormat/>
+    <w:rsid w:val="00252903"/>
+    <w:pPr>
+      <w:pBdr>
+        <w:top w:val="single" w:sz="6" w:space="2" w:color="4472C4" w:themeColor="accent1"/>
+      </w:pBdr>
+      <w:spacing w:before="300" w:after="0"/>
+      <w:outlineLvl w:val="2"/>
+    </w:pPr>
+    <w:rPr>
+      <w:caps/>
+      <w:color w:val="1F3763" w:themeColor="accent1" w:themeShade="7F"/>
+      <w:spacing w:val="15"/>
+    </w:rPr>
+  </w:style>
+  <w:style w:type="paragraph" w:styleId="Heading4">
+    <w:name w:val="heading 4"/>
+    <w:basedOn w:val="Normal"/>
+    <w:next w:val="Normal"/>
+    <w:link w:val="Heading4Char"/>
+    <w:uiPriority w:val="9"/>
+    <w:semiHidden/>
+    <w:unhideWhenUsed/>
+    <w:qFormat/>
+    <w:rsid w:val="00252903"/>
+    <w:pPr>
+      <w:pBdr>
+        <w:top w:val="dotted" w:sz="6" w:space="2" w:color="4472C4" w:themeColor="accent1"/>
+      </w:pBdr>
+      <w:spacing w:before="200" w:after="0"/>
+      <w:outlineLvl w:val="3"/>
+    </w:pPr>
+    <w:rPr>
+      <w:caps/>
+      <w:color w:val="2F5496" w:themeColor="accent1" w:themeShade="BF"/>
+      <w:spacing w:val="10"/>
+    </w:rPr>
+  </w:style>
+  <w:style w:type="paragraph" w:styleId="Heading5">
+    <w:name w:val="heading 5"/>
+    <w:basedOn w:val="Normal"/>
+    <w:next w:val="Normal"/>
+    <w:link w:val="Heading5Char"/>
+    <w:uiPriority w:val="9"/>
+    <w:semiHidden/>
+    <w:unhideWhenUsed/>
+    <w:qFormat/>
+    <w:rsid w:val="00252903"/>
+    <w:pPr>
+      <w:pBdr>
+        <w:bottom w:val="single" w:sz="6" w:space="1" w:color="4472C4" w:themeColor="accent1"/>
+      </w:pBdr>
+      <w:spacing w:before="200" w:after="0"/>
+      <w:outlineLvl w:val="4"/>
+    </w:pPr>
+    <w:rPr>
+      <w:caps/>
+      <w:color w:val="2F5496" w:themeColor="accent1" w:themeShade="BF"/>
+      <w:spacing w:val="10"/>
+    </w:rPr>
+  </w:style>
+  <w:style w:type="paragraph" w:styleId="Heading6">
+    <w:name w:val="heading 6"/>
+    <w:basedOn w:val="Normal"/>
+    <w:next w:val="Normal"/>
+    <w:link w:val="Heading6Char"/>
+    <w:uiPriority w:val="9"/>
+    <w:semiHidden/>
+    <w:unhideWhenUsed/>
+    <w:qFormat/>
+    <w:rsid w:val="00252903"/>
+    <w:pPr>
+      <w:pBdr>
+        <w:bottom w:val="dotted" w:sz="6" w:space="1" w:color="4472C4" w:themeColor="accent1"/>
+      </w:pBdr>
+      <w:spacing w:before="200" w:after="0"/>
+      <w:outlineLvl w:val="5"/>
+    </w:pPr>
+    <w:rPr>
+      <w:caps/>
+      <w:color w:val="2F5496" w:themeColor="accent1" w:themeShade="BF"/>
+      <w:spacing w:val="10"/>
+    </w:rPr>
+  </w:style>
+  <w:style w:type="paragraph" w:styleId="Heading7">
+    <w:name w:val="heading 7"/>
+    <w:basedOn w:val="Normal"/>
+    <w:next w:val="Normal"/>
+    <w:link w:val="Heading7Char"/>
+    <w:uiPriority w:val="9"/>
+    <w:semiHidden/>
+    <w:unhideWhenUsed/>
+    <w:qFormat/>
+    <w:rsid w:val="00252903"/>
+    <w:pPr>
+      <w:spacing w:before="200" w:after="0"/>
+      <w:outlineLvl w:val="6"/>
+    </w:pPr>
+    <w:rPr>
+      <w:caps/>
+      <w:color w:val="2F5496" w:themeColor="accent1" w:themeShade="BF"/>
+      <w:spacing w:val="10"/>
+    </w:rPr>
+  </w:style>
+  <w:style w:type="paragraph" w:styleId="Heading8">
+    <w:name w:val="heading 8"/>
+    <w:basedOn w:val="Normal"/>
+    <w:next w:val="Normal"/>
+    <w:link w:val="Heading8Char"/>
+    <w:uiPriority w:val="9"/>
+    <w:semiHidden/>
+    <w:unhideWhenUsed/>
+    <w:qFormat/>
+    <w:rsid w:val="00252903"/>
+    <w:pPr>
+      <w:spacing w:before="200" w:after="0"/>
+      <w:outlineLvl w:val="7"/>
+    </w:pPr>
+    <w:rPr>
+      <w:caps/>
+      <w:spacing w:val="10"/>
+      <w:sz w:val="18"/>
+      <w:szCs w:val="18"/>
+    </w:rPr>
+  </w:style>
+  <w:style w:type="paragraph" w:styleId="Heading9">
+    <w:name w:val="heading 9"/>
+    <w:basedOn w:val="Normal"/>
+    <w:next w:val="Normal"/>
+    <w:link w:val="Heading9Char"/>
+    <w:uiPriority w:val="9"/>
+    <w:semiHidden/>
+    <w:unhideWhenUsed/>
+    <w:qFormat/>
+    <w:rsid w:val="00252903"/>
+    <w:pPr>
+      <w:spacing w:before="200" w:after="0"/>
+      <w:outlineLvl w:val="8"/>
+    </w:pPr>
+    <w:rPr>
+      <w:i/>
+      <w:iCs/>
+      <w:caps/>
+      <w:spacing w:val="10"/>
+      <w:sz w:val="18"/>
+      <w:szCs w:val="18"/>
+    </w:rPr>
   </w:style>
   <w:style w:type="character" w:default="1" w:styleId="DefaultParagraphFont">
     <w:name w:val="Default Paragraph Font"/>
     <w:uiPriority w:val="1"/>
-    <w:semiHidden/>
     <w:unhideWhenUsed/>
   </w:style>
   <w:style w:type="table" w:default="1" w:styleId="TableNormal">
@@ -1129,6 +2457,431 @@
     <w:uiPriority w:val="99"/>
     <w:semiHidden/>
     <w:unhideWhenUsed/>
+  </w:style>
+  <w:style w:type="paragraph" w:styleId="Header">
+    <w:name w:val="header"/>
+    <w:basedOn w:val="Normal"/>
+    <w:link w:val="HeaderChar"/>
+    <w:uiPriority w:val="99"/>
+    <w:unhideWhenUsed/>
+    <w:rsid w:val="00AF5076"/>
+    <w:pPr>
+      <w:tabs>
+        <w:tab w:val="center" w:pos="4513"/>
+        <w:tab w:val="right" w:pos="9026"/>
+      </w:tabs>
+      <w:spacing w:after="0" w:line="240" w:lineRule="auto"/>
+    </w:pPr>
+  </w:style>
+  <w:style w:type="character" w:customStyle="1" w:styleId="HeaderChar">
+    <w:name w:val="Header Char"/>
+    <w:basedOn w:val="DefaultParagraphFont"/>
+    <w:link w:val="Header"/>
+    <w:uiPriority w:val="99"/>
+    <w:rsid w:val="00AF5076"/>
+  </w:style>
+  <w:style w:type="paragraph" w:styleId="Footer">
+    <w:name w:val="footer"/>
+    <w:basedOn w:val="Normal"/>
+    <w:link w:val="FooterChar"/>
+    <w:uiPriority w:val="99"/>
+    <w:unhideWhenUsed/>
+    <w:rsid w:val="00AF5076"/>
+    <w:pPr>
+      <w:tabs>
+        <w:tab w:val="center" w:pos="4513"/>
+        <w:tab w:val="right" w:pos="9026"/>
+      </w:tabs>
+      <w:spacing w:after="0" w:line="240" w:lineRule="auto"/>
+    </w:pPr>
+  </w:style>
+  <w:style w:type="character" w:customStyle="1" w:styleId="FooterChar">
+    <w:name w:val="Footer Char"/>
+    <w:basedOn w:val="DefaultParagraphFont"/>
+    <w:link w:val="Footer"/>
+    <w:uiPriority w:val="99"/>
+    <w:rsid w:val="00AF5076"/>
+  </w:style>
+  <w:style w:type="character" w:customStyle="1" w:styleId="Heading1Char">
+    <w:name w:val="Heading 1 Char"/>
+    <w:basedOn w:val="DefaultParagraphFont"/>
+    <w:link w:val="Heading1"/>
+    <w:uiPriority w:val="9"/>
+    <w:rsid w:val="00252903"/>
+    <w:rPr>
+      <w:caps/>
+      <w:color w:val="FFFFFF" w:themeColor="background1"/>
+      <w:spacing w:val="15"/>
+      <w:sz w:val="22"/>
+      <w:szCs w:val="22"/>
+      <w:shd w:val="clear" w:color="auto" w:fill="4472C4" w:themeFill="accent1"/>
+    </w:rPr>
+  </w:style>
+  <w:style w:type="character" w:customStyle="1" w:styleId="Heading2Char">
+    <w:name w:val="Heading 2 Char"/>
+    <w:basedOn w:val="DefaultParagraphFont"/>
+    <w:link w:val="Heading2"/>
+    <w:uiPriority w:val="9"/>
+    <w:rsid w:val="00252903"/>
+    <w:rPr>
+      <w:caps/>
+      <w:spacing w:val="15"/>
+      <w:shd w:val="clear" w:color="auto" w:fill="D9E2F3" w:themeFill="accent1" w:themeFillTint="33"/>
+    </w:rPr>
+  </w:style>
+  <w:style w:type="character" w:customStyle="1" w:styleId="Heading3Char">
+    <w:name w:val="Heading 3 Char"/>
+    <w:basedOn w:val="DefaultParagraphFont"/>
+    <w:link w:val="Heading3"/>
+    <w:uiPriority w:val="9"/>
+    <w:rsid w:val="00252903"/>
+    <w:rPr>
+      <w:caps/>
+      <w:color w:val="1F3763" w:themeColor="accent1" w:themeShade="7F"/>
+      <w:spacing w:val="15"/>
+    </w:rPr>
+  </w:style>
+  <w:style w:type="character" w:customStyle="1" w:styleId="Heading4Char">
+    <w:name w:val="Heading 4 Char"/>
+    <w:basedOn w:val="DefaultParagraphFont"/>
+    <w:link w:val="Heading4"/>
+    <w:uiPriority w:val="9"/>
+    <w:semiHidden/>
+    <w:rsid w:val="00252903"/>
+    <w:rPr>
+      <w:caps/>
+      <w:color w:val="2F5496" w:themeColor="accent1" w:themeShade="BF"/>
+      <w:spacing w:val="10"/>
+    </w:rPr>
+  </w:style>
+  <w:style w:type="character" w:customStyle="1" w:styleId="Heading5Char">
+    <w:name w:val="Heading 5 Char"/>
+    <w:basedOn w:val="DefaultParagraphFont"/>
+    <w:link w:val="Heading5"/>
+    <w:uiPriority w:val="9"/>
+    <w:semiHidden/>
+    <w:rsid w:val="00252903"/>
+    <w:rPr>
+      <w:caps/>
+      <w:color w:val="2F5496" w:themeColor="accent1" w:themeShade="BF"/>
+      <w:spacing w:val="10"/>
+    </w:rPr>
+  </w:style>
+  <w:style w:type="character" w:customStyle="1" w:styleId="Heading6Char">
+    <w:name w:val="Heading 6 Char"/>
+    <w:basedOn w:val="DefaultParagraphFont"/>
+    <w:link w:val="Heading6"/>
+    <w:uiPriority w:val="9"/>
+    <w:semiHidden/>
+    <w:rsid w:val="00252903"/>
+    <w:rPr>
+      <w:caps/>
+      <w:color w:val="2F5496" w:themeColor="accent1" w:themeShade="BF"/>
+      <w:spacing w:val="10"/>
+    </w:rPr>
+  </w:style>
+  <w:style w:type="character" w:customStyle="1" w:styleId="Heading7Char">
+    <w:name w:val="Heading 7 Char"/>
+    <w:basedOn w:val="DefaultParagraphFont"/>
+    <w:link w:val="Heading7"/>
+    <w:uiPriority w:val="9"/>
+    <w:semiHidden/>
+    <w:rsid w:val="00252903"/>
+    <w:rPr>
+      <w:caps/>
+      <w:color w:val="2F5496" w:themeColor="accent1" w:themeShade="BF"/>
+      <w:spacing w:val="10"/>
+    </w:rPr>
+  </w:style>
+  <w:style w:type="character" w:customStyle="1" w:styleId="Heading8Char">
+    <w:name w:val="Heading 8 Char"/>
+    <w:basedOn w:val="DefaultParagraphFont"/>
+    <w:link w:val="Heading8"/>
+    <w:uiPriority w:val="9"/>
+    <w:semiHidden/>
+    <w:rsid w:val="00252903"/>
+    <w:rPr>
+      <w:caps/>
+      <w:spacing w:val="10"/>
+      <w:sz w:val="18"/>
+      <w:szCs w:val="18"/>
+    </w:rPr>
+  </w:style>
+  <w:style w:type="character" w:customStyle="1" w:styleId="Heading9Char">
+    <w:name w:val="Heading 9 Char"/>
+    <w:basedOn w:val="DefaultParagraphFont"/>
+    <w:link w:val="Heading9"/>
+    <w:uiPriority w:val="9"/>
+    <w:semiHidden/>
+    <w:rsid w:val="00252903"/>
+    <w:rPr>
+      <w:i/>
+      <w:iCs/>
+      <w:caps/>
+      <w:spacing w:val="10"/>
+      <w:sz w:val="18"/>
+      <w:szCs w:val="18"/>
+    </w:rPr>
+  </w:style>
+  <w:style w:type="paragraph" w:styleId="Caption">
+    <w:name w:val="caption"/>
+    <w:basedOn w:val="Normal"/>
+    <w:next w:val="Normal"/>
+    <w:uiPriority w:val="35"/>
+    <w:semiHidden/>
+    <w:unhideWhenUsed/>
+    <w:qFormat/>
+    <w:rsid w:val="00252903"/>
+    <w:rPr>
+      <w:b/>
+      <w:bCs/>
+      <w:color w:val="2F5496" w:themeColor="accent1" w:themeShade="BF"/>
+      <w:sz w:val="16"/>
+      <w:szCs w:val="16"/>
+    </w:rPr>
+  </w:style>
+  <w:style w:type="paragraph" w:styleId="Title">
+    <w:name w:val="Title"/>
+    <w:basedOn w:val="Normal"/>
+    <w:next w:val="Normal"/>
+    <w:link w:val="TitleChar"/>
+    <w:uiPriority w:val="10"/>
+    <w:qFormat/>
+    <w:rsid w:val="00252903"/>
+    <w:pPr>
+      <w:spacing w:before="0" w:after="0"/>
+    </w:pPr>
+    <w:rPr>
+      <w:rFonts w:asciiTheme="majorHAnsi" w:eastAsiaTheme="majorEastAsia" w:hAnsiTheme="majorHAnsi" w:cstheme="majorBidi"/>
+      <w:caps/>
+      <w:color w:val="4472C4" w:themeColor="accent1"/>
+      <w:spacing w:val="10"/>
+      <w:sz w:val="52"/>
+      <w:szCs w:val="52"/>
+    </w:rPr>
+  </w:style>
+  <w:style w:type="character" w:customStyle="1" w:styleId="TitleChar">
+    <w:name w:val="Title Char"/>
+    <w:basedOn w:val="DefaultParagraphFont"/>
+    <w:link w:val="Title"/>
+    <w:uiPriority w:val="10"/>
+    <w:rsid w:val="00252903"/>
+    <w:rPr>
+      <w:rFonts w:asciiTheme="majorHAnsi" w:eastAsiaTheme="majorEastAsia" w:hAnsiTheme="majorHAnsi" w:cstheme="majorBidi"/>
+      <w:caps/>
+      <w:color w:val="4472C4" w:themeColor="accent1"/>
+      <w:spacing w:val="10"/>
+      <w:sz w:val="52"/>
+      <w:szCs w:val="52"/>
+    </w:rPr>
+  </w:style>
+  <w:style w:type="paragraph" w:styleId="Subtitle">
+    <w:name w:val="Subtitle"/>
+    <w:basedOn w:val="Normal"/>
+    <w:next w:val="Normal"/>
+    <w:link w:val="SubtitleChar"/>
+    <w:uiPriority w:val="11"/>
+    <w:qFormat/>
+    <w:rsid w:val="00252903"/>
+    <w:pPr>
+      <w:spacing w:before="0" w:after="500" w:line="240" w:lineRule="auto"/>
+    </w:pPr>
+    <w:rPr>
+      <w:caps/>
+      <w:color w:val="595959" w:themeColor="text1" w:themeTint="A6"/>
+      <w:spacing w:val="10"/>
+      <w:sz w:val="21"/>
+      <w:szCs w:val="21"/>
+    </w:rPr>
+  </w:style>
+  <w:style w:type="character" w:customStyle="1" w:styleId="SubtitleChar">
+    <w:name w:val="Subtitle Char"/>
+    <w:basedOn w:val="DefaultParagraphFont"/>
+    <w:link w:val="Subtitle"/>
+    <w:uiPriority w:val="11"/>
+    <w:rsid w:val="00252903"/>
+    <w:rPr>
+      <w:caps/>
+      <w:color w:val="595959" w:themeColor="text1" w:themeTint="A6"/>
+      <w:spacing w:val="10"/>
+      <w:sz w:val="21"/>
+      <w:szCs w:val="21"/>
+    </w:rPr>
+  </w:style>
+  <w:style w:type="character" w:styleId="Strong">
+    <w:name w:val="Strong"/>
+    <w:uiPriority w:val="22"/>
+    <w:qFormat/>
+    <w:rsid w:val="00252903"/>
+    <w:rPr>
+      <w:b/>
+      <w:bCs/>
+    </w:rPr>
+  </w:style>
+  <w:style w:type="character" w:styleId="Emphasis">
+    <w:name w:val="Emphasis"/>
+    <w:uiPriority w:val="20"/>
+    <w:qFormat/>
+    <w:rsid w:val="00252903"/>
+    <w:rPr>
+      <w:caps/>
+      <w:color w:val="1F3763" w:themeColor="accent1" w:themeShade="7F"/>
+      <w:spacing w:val="5"/>
+    </w:rPr>
+  </w:style>
+  <w:style w:type="paragraph" w:styleId="NoSpacing">
+    <w:name w:val="No Spacing"/>
+    <w:uiPriority w:val="1"/>
+    <w:qFormat/>
+    <w:rsid w:val="00252903"/>
+    <w:pPr>
+      <w:spacing w:after="0" w:line="240" w:lineRule="auto"/>
+    </w:pPr>
+  </w:style>
+  <w:style w:type="paragraph" w:styleId="Quote">
+    <w:name w:val="Quote"/>
+    <w:basedOn w:val="Normal"/>
+    <w:next w:val="Normal"/>
+    <w:link w:val="QuoteChar"/>
+    <w:uiPriority w:val="29"/>
+    <w:qFormat/>
+    <w:rsid w:val="00252903"/>
+    <w:rPr>
+      <w:i/>
+      <w:iCs/>
+      <w:sz w:val="24"/>
+      <w:szCs w:val="24"/>
+    </w:rPr>
+  </w:style>
+  <w:style w:type="character" w:customStyle="1" w:styleId="QuoteChar">
+    <w:name w:val="Quote Char"/>
+    <w:basedOn w:val="DefaultParagraphFont"/>
+    <w:link w:val="Quote"/>
+    <w:uiPriority w:val="29"/>
+    <w:rsid w:val="00252903"/>
+    <w:rPr>
+      <w:i/>
+      <w:iCs/>
+      <w:sz w:val="24"/>
+      <w:szCs w:val="24"/>
+    </w:rPr>
+  </w:style>
+  <w:style w:type="paragraph" w:styleId="IntenseQuote">
+    <w:name w:val="Intense Quote"/>
+    <w:basedOn w:val="Normal"/>
+    <w:next w:val="Normal"/>
+    <w:link w:val="IntenseQuoteChar"/>
+    <w:uiPriority w:val="30"/>
+    <w:qFormat/>
+    <w:rsid w:val="00252903"/>
+    <w:pPr>
+      <w:spacing w:before="240" w:after="240" w:line="240" w:lineRule="auto"/>
+      <w:ind w:left="1080" w:right="1080"/>
+      <w:jc w:val="center"/>
+    </w:pPr>
+    <w:rPr>
+      <w:color w:val="4472C4" w:themeColor="accent1"/>
+      <w:sz w:val="24"/>
+      <w:szCs w:val="24"/>
+    </w:rPr>
+  </w:style>
+  <w:style w:type="character" w:customStyle="1" w:styleId="IntenseQuoteChar">
+    <w:name w:val="Intense Quote Char"/>
+    <w:basedOn w:val="DefaultParagraphFont"/>
+    <w:link w:val="IntenseQuote"/>
+    <w:uiPriority w:val="30"/>
+    <w:rsid w:val="00252903"/>
+    <w:rPr>
+      <w:color w:val="4472C4" w:themeColor="accent1"/>
+      <w:sz w:val="24"/>
+      <w:szCs w:val="24"/>
+    </w:rPr>
+  </w:style>
+  <w:style w:type="character" w:styleId="SubtleEmphasis">
+    <w:name w:val="Subtle Emphasis"/>
+    <w:uiPriority w:val="19"/>
+    <w:qFormat/>
+    <w:rsid w:val="00252903"/>
+    <w:rPr>
+      <w:i/>
+      <w:iCs/>
+      <w:color w:val="1F3763" w:themeColor="accent1" w:themeShade="7F"/>
+    </w:rPr>
+  </w:style>
+  <w:style w:type="character" w:styleId="IntenseEmphasis">
+    <w:name w:val="Intense Emphasis"/>
+    <w:uiPriority w:val="21"/>
+    <w:qFormat/>
+    <w:rsid w:val="00252903"/>
+    <w:rPr>
+      <w:b/>
+      <w:bCs/>
+      <w:caps/>
+      <w:color w:val="1F3763" w:themeColor="accent1" w:themeShade="7F"/>
+      <w:spacing w:val="10"/>
+    </w:rPr>
+  </w:style>
+  <w:style w:type="character" w:styleId="SubtleReference">
+    <w:name w:val="Subtle Reference"/>
+    <w:uiPriority w:val="31"/>
+    <w:qFormat/>
+    <w:rsid w:val="00252903"/>
+    <w:rPr>
+      <w:b/>
+      <w:bCs/>
+      <w:color w:val="4472C4" w:themeColor="accent1"/>
+    </w:rPr>
+  </w:style>
+  <w:style w:type="character" w:styleId="IntenseReference">
+    <w:name w:val="Intense Reference"/>
+    <w:uiPriority w:val="32"/>
+    <w:qFormat/>
+    <w:rsid w:val="00252903"/>
+    <w:rPr>
+      <w:b/>
+      <w:bCs/>
+      <w:i/>
+      <w:iCs/>
+      <w:caps/>
+      <w:color w:val="4472C4" w:themeColor="accent1"/>
+    </w:rPr>
+  </w:style>
+  <w:style w:type="character" w:styleId="BookTitle">
+    <w:name w:val="Book Title"/>
+    <w:uiPriority w:val="33"/>
+    <w:qFormat/>
+    <w:rsid w:val="00252903"/>
+    <w:rPr>
+      <w:b/>
+      <w:bCs/>
+      <w:i/>
+      <w:iCs/>
+      <w:spacing w:val="0"/>
+    </w:rPr>
+  </w:style>
+  <w:style w:type="paragraph" w:styleId="TOCHeading">
+    <w:name w:val="TOC Heading"/>
+    <w:basedOn w:val="Heading1"/>
+    <w:next w:val="Normal"/>
+    <w:uiPriority w:val="39"/>
+    <w:semiHidden/>
+    <w:unhideWhenUsed/>
+    <w:qFormat/>
+    <w:rsid w:val="00252903"/>
+    <w:pPr>
+      <w:outlineLvl w:val="9"/>
+    </w:pPr>
+  </w:style>
+  <w:style w:type="paragraph" w:styleId="ListParagraph">
+    <w:name w:val="List Paragraph"/>
+    <w:basedOn w:val="Normal"/>
+    <w:uiPriority w:val="34"/>
+    <w:qFormat/>
+    <w:rsid w:val="00173C16"/>
+    <w:pPr>
+      <w:ind w:left="720"/>
+      <w:contextualSpacing/>
+    </w:pPr>
   </w:style>
 </w:styles>
 </file>
@@ -1426,4 +3179,16 @@
     </a:ext>
   </a:extLst>
 </a:theme>
+</file>
+
+<file path=customXml/item1.xml><?xml version="1.0" encoding="utf-8"?>
+<b:Sources xmlns:b="http://schemas.openxmlformats.org/officeDocument/2006/bibliography" xmlns="http://schemas.openxmlformats.org/officeDocument/2006/bibliography" SelectedStyle="\APASixthEditionOfficeOnline.xsl" StyleName="APA" Version="6"/>
+</file>
+
+<file path=customXml/itemProps1.xml><?xml version="1.0" encoding="utf-8"?>
+<ds:datastoreItem xmlns:ds="http://schemas.openxmlformats.org/officeDocument/2006/customXml" ds:itemID="{13442E8D-35D4-4918-A8C5-CD125C47A378}">
+  <ds:schemaRefs>
+    <ds:schemaRef ds:uri="http://schemas.openxmlformats.org/officeDocument/2006/bibliography"/>
+  </ds:schemaRefs>
+</ds:datastoreItem>
 </file>
--- a/Final Paper.docx
+++ b/Final Paper.docx
@@ -109,26 +109,68 @@
         <w:rPr>
           <w:lang w:val="en-US"/>
         </w:rPr>
-        <w:t>The player moves in two dimensions instead of the single dimension of movement for the paddle in the original game, and can catch and throw the ball instead of merely deflecting it as in the original games.</w:t>
-      </w:r>
-    </w:p>
-    <w:p>
-      <w:pPr>
-        <w:rPr>
-          <w:lang w:val="en-US"/>
-        </w:rPr>
-      </w:pPr>
-      <w:r>
-        <w:rPr>
-          <w:lang w:val="en-US"/>
-        </w:rPr>
-        <w:t xml:space="preserve">In the game, the player plays the part of the paddle under the bricks in the original games (as if looking up at the bricks needed to be broken). The player has to break all the bricks before time runs out or he runs out of balls. </w:t>
-      </w:r>
-      <w:r>
-        <w:rPr>
-          <w:lang w:val="en-US"/>
-        </w:rPr>
-        <w:t xml:space="preserve">They start by throwing the ball, and then the same ball can be caught with either of the in-game hands and rethrown, or can be hit with a racket held in either hand. Furthermore, the player tries to collect points along the way by catching the fragments of bricks they destroy. The game also features several powerups that manipulate the game in several ways (moving the brick walls, </w:t>
+        <w:t xml:space="preserve">The player moves in two dimensions instead of the single dimension of movement for the paddle in the original </w:t>
+      </w:r>
+      <w:proofErr w:type="gramStart"/>
+      <w:r>
+        <w:rPr>
+          <w:lang w:val="en-US"/>
+        </w:rPr>
+        <w:t>game, and</w:t>
+      </w:r>
+      <w:proofErr w:type="gramEnd"/>
+      <w:r>
+        <w:rPr>
+          <w:lang w:val="en-US"/>
+        </w:rPr>
+        <w:t xml:space="preserve"> can catch and throw the ball instead of merely deflecting it as in the original games.</w:t>
+      </w:r>
+    </w:p>
+    <w:p>
+      <w:pPr>
+        <w:rPr>
+          <w:lang w:val="en-US"/>
+        </w:rPr>
+      </w:pPr>
+      <w:r>
+        <w:rPr>
+          <w:lang w:val="en-US"/>
+        </w:rPr>
+        <w:t xml:space="preserve">In the game, the player plays the part of the paddle under the bricks in the original games (as if looking up at the bricks needed to be broken). The player </w:t>
+      </w:r>
+      <w:proofErr w:type="gramStart"/>
+      <w:r>
+        <w:rPr>
+          <w:lang w:val="en-US"/>
+        </w:rPr>
+        <w:t>has to</w:t>
+      </w:r>
+      <w:proofErr w:type="gramEnd"/>
+      <w:r>
+        <w:rPr>
+          <w:lang w:val="en-US"/>
+        </w:rPr>
+        <w:t xml:space="preserve"> break all the bricks before time runs out or he runs out of balls. </w:t>
+      </w:r>
+      <w:r>
+        <w:rPr>
+          <w:lang w:val="en-US"/>
+        </w:rPr>
+        <w:t xml:space="preserve">They start by throwing the ball, and then the same ball can be caught with either of the in-game hands and </w:t>
+      </w:r>
+      <w:proofErr w:type="gramStart"/>
+      <w:r>
+        <w:rPr>
+          <w:lang w:val="en-US"/>
+        </w:rPr>
+        <w:t>rethrown, or</w:t>
+      </w:r>
+      <w:proofErr w:type="gramEnd"/>
+      <w:r>
+        <w:rPr>
+          <w:lang w:val="en-US"/>
+        </w:rPr>
+        <w:t xml:space="preserve"> can be hit with a racket held in either hand. Furthermore, the player tries to collect points along the way by catching the fragments of bricks they destroy. The game also features several powerups that manipulate the game in several ways (moving the brick walls, </w:t>
       </w:r>
       <w:r>
         <w:rPr>
@@ -323,7 +365,21 @@
         <w:rPr>
           <w:lang w:val="en-US"/>
         </w:rPr>
-        <w:t>If the negative powerup is active at the same time, than the player loses double points.</w:t>
+        <w:t xml:space="preserve">If the negative powerup is active at the same time, </w:t>
+      </w:r>
+      <w:proofErr w:type="gramStart"/>
+      <w:r>
+        <w:rPr>
+          <w:lang w:val="en-US"/>
+        </w:rPr>
+        <w:t>than</w:t>
+      </w:r>
+      <w:proofErr w:type="gramEnd"/>
+      <w:r>
+        <w:rPr>
+          <w:lang w:val="en-US"/>
+        </w:rPr>
+        <w:t xml:space="preserve"> the player loses double points.</w:t>
       </w:r>
     </w:p>
     <w:p>
@@ -732,7 +788,15 @@
         <w:t>In addition, the p</w:t>
       </w:r>
       <w:r>
-        <w:t>layer has two axis of movement (up/down and left/right)</w:t>
+        <w:t xml:space="preserve">layer has two </w:t>
+      </w:r>
+      <w:proofErr w:type="gramStart"/>
+      <w:r>
+        <w:t>axis</w:t>
+      </w:r>
+      <w:proofErr w:type="gramEnd"/>
+      <w:r>
+        <w:t xml:space="preserve"> of movement (up/down and left/right)</w:t>
       </w:r>
       <w:r>
         <w:rPr>
@@ -830,6 +894,76 @@
     </w:p>
     <w:p>
       <w:pPr>
+        <w:rPr>
+          <w:lang w:val="en-US"/>
+        </w:rPr>
+      </w:pPr>
+    </w:p>
+    <w:p>
+      <w:pPr>
+        <w:rPr>
+          <w:lang w:val="en-US"/>
+        </w:rPr>
+      </w:pPr>
+    </w:p>
+    <w:p>
+      <w:pPr>
+        <w:rPr>
+          <w:lang w:val="en-US"/>
+        </w:rPr>
+      </w:pPr>
+    </w:p>
+    <w:p>
+      <w:pPr>
+        <w:rPr>
+          <w:lang w:val="en-US"/>
+        </w:rPr>
+      </w:pPr>
+    </w:p>
+    <w:p>
+      <w:pPr>
+        <w:rPr>
+          <w:lang w:val="en-US"/>
+        </w:rPr>
+      </w:pPr>
+    </w:p>
+    <w:p>
+      <w:pPr>
+        <w:rPr>
+          <w:lang w:val="en-US"/>
+        </w:rPr>
+      </w:pPr>
+    </w:p>
+    <w:p>
+      <w:pPr>
+        <w:rPr>
+          <w:lang w:val="en-US"/>
+        </w:rPr>
+      </w:pPr>
+    </w:p>
+    <w:p>
+      <w:pPr>
+        <w:rPr>
+          <w:lang w:val="en-US"/>
+        </w:rPr>
+      </w:pPr>
+    </w:p>
+    <w:p>
+      <w:pPr>
+        <w:rPr>
+          <w:lang w:val="en-US"/>
+        </w:rPr>
+      </w:pPr>
+    </w:p>
+    <w:p>
+      <w:pPr>
+        <w:rPr>
+          <w:lang w:val="en-US"/>
+        </w:rPr>
+      </w:pPr>
+    </w:p>
+    <w:p>
+      <w:pPr>
         <w:pStyle w:val="Heading1"/>
         <w:rPr>
           <w:lang w:val="en-US"/>
@@ -839,6 +973,1127 @@
         <w:rPr>
           <w:lang w:val="en-US"/>
         </w:rPr>
+        <w:t>Application Overview</w:t>
+      </w:r>
+    </w:p>
+    <w:p>
+      <w:pPr>
+        <w:pStyle w:val="Heading3"/>
+        <w:rPr>
+          <w:lang w:val="en-US"/>
+        </w:rPr>
+      </w:pPr>
+      <w:r>
+        <w:rPr>
+          <w:lang w:val="en-US"/>
+        </w:rPr>
+        <w:t>Main Menu</w:t>
+      </w:r>
+      <w:r>
+        <w:rPr>
+          <w:lang w:val="en-US"/>
+        </w:rPr>
+        <w:t xml:space="preserve"> (OPening menu)</w:t>
+      </w:r>
+    </w:p>
+    <w:p>
+      <w:pPr>
+        <w:jc w:val="center"/>
+        <w:rPr>
+          <w:lang w:val="en-US"/>
+        </w:rPr>
+      </w:pPr>
+      <w:r>
+        <w:rPr>
+          <w:lang w:val="en-US"/>
+        </w:rPr>
+        <w:drawing>
+          <wp:inline distT="0" distB="0" distL="0" distR="0" wp14:anchorId="21DC805C" wp14:editId="0DAEE8DA">
+            <wp:extent cx="4429743" cy="2010056"/>
+            <wp:effectExtent l="0" t="0" r="0" b="9525"/>
+            <wp:docPr id="14" name="Picture 14"/>
+            <wp:cNvGraphicFramePr>
+              <a:graphicFrameLocks xmlns:a="http://schemas.openxmlformats.org/drawingml/2006/main" noChangeAspect="1"/>
+            </wp:cNvGraphicFramePr>
+            <a:graphic xmlns:a="http://schemas.openxmlformats.org/drawingml/2006/main">
+              <a:graphicData uri="http://schemas.openxmlformats.org/drawingml/2006/picture">
+                <pic:pic xmlns:pic="http://schemas.openxmlformats.org/drawingml/2006/picture">
+                  <pic:nvPicPr>
+                    <pic:cNvPr id="1" name=""/>
+                    <pic:cNvPicPr/>
+                  </pic:nvPicPr>
+                  <pic:blipFill>
+                    <a:blip r:embed="rId14"/>
+                    <a:stretch>
+                      <a:fillRect/>
+                    </a:stretch>
+                  </pic:blipFill>
+                  <pic:spPr>
+                    <a:xfrm>
+                      <a:off x="0" y="0"/>
+                      <a:ext cx="4429743" cy="2010056"/>
+                    </a:xfrm>
+                    <a:prstGeom prst="rect">
+                      <a:avLst/>
+                    </a:prstGeom>
+                  </pic:spPr>
+                </pic:pic>
+              </a:graphicData>
+            </a:graphic>
+          </wp:inline>
+        </w:drawing>
+      </w:r>
+    </w:p>
+    <w:p>
+      <w:pPr>
+        <w:rPr>
+          <w:lang w:val="en-US"/>
+        </w:rPr>
+      </w:pPr>
+      <w:r>
+        <w:rPr>
+          <w:lang w:val="en-US"/>
+        </w:rPr>
+        <w:t>In the main menu there are six options for the player to choose:</w:t>
+      </w:r>
+    </w:p>
+    <w:p>
+      <w:pPr>
+        <w:pStyle w:val="ListParagraph"/>
+        <w:numPr>
+          <w:ilvl w:val="0"/>
+          <w:numId w:val="3"/>
+        </w:numPr>
+        <w:rPr>
+          <w:lang w:val="en-US"/>
+        </w:rPr>
+      </w:pPr>
+      <w:r>
+        <w:rPr>
+          <w:b/>
+          <w:bCs/>
+          <w:u w:val="single"/>
+          <w:lang w:val="en-US"/>
+        </w:rPr>
+        <w:t>Start Game</w:t>
+      </w:r>
+      <w:r>
+        <w:rPr>
+          <w:lang w:val="en-US"/>
+        </w:rPr>
+        <w:br/>
+        <w:t>Starts a new game.</w:t>
+      </w:r>
+    </w:p>
+    <w:p>
+      <w:pPr>
+        <w:pStyle w:val="ListParagraph"/>
+        <w:numPr>
+          <w:ilvl w:val="0"/>
+          <w:numId w:val="3"/>
+        </w:numPr>
+        <w:rPr>
+          <w:lang w:val="en-US"/>
+        </w:rPr>
+      </w:pPr>
+      <w:r>
+        <w:rPr>
+          <w:lang w:val="en-US"/>
+        </w:rPr>
+        <w:drawing>
+          <wp:anchor distT="0" distB="0" distL="114300" distR="114300" simplePos="0" relativeHeight="251658240" behindDoc="0" locked="0" layoutInCell="1" allowOverlap="1" wp14:anchorId="1EF23A1C" wp14:editId="45216C92">
+            <wp:simplePos x="0" y="0"/>
+            <wp:positionH relativeFrom="margin">
+              <wp:align>center</wp:align>
+            </wp:positionH>
+            <wp:positionV relativeFrom="paragraph">
+              <wp:posOffset>724535</wp:posOffset>
+            </wp:positionV>
+            <wp:extent cx="3429000" cy="1809750"/>
+            <wp:effectExtent l="0" t="0" r="0" b="0"/>
+            <wp:wrapTopAndBottom/>
+            <wp:docPr id="15" name="Picture 15"/>
+            <wp:cNvGraphicFramePr>
+              <a:graphicFrameLocks xmlns:a="http://schemas.openxmlformats.org/drawingml/2006/main" noChangeAspect="1"/>
+            </wp:cNvGraphicFramePr>
+            <a:graphic xmlns:a="http://schemas.openxmlformats.org/drawingml/2006/main">
+              <a:graphicData uri="http://schemas.openxmlformats.org/drawingml/2006/picture">
+                <pic:pic xmlns:pic="http://schemas.openxmlformats.org/drawingml/2006/picture">
+                  <pic:nvPicPr>
+                    <pic:cNvPr id="1" name=""/>
+                    <pic:cNvPicPr/>
+                  </pic:nvPicPr>
+                  <pic:blipFill>
+                    <a:blip r:embed="rId15">
+                      <a:extLst>
+                        <a:ext uri="{28A0092B-C50C-407E-A947-70E740481C1C}">
+                          <a14:useLocalDpi xmlns:a14="http://schemas.microsoft.com/office/drawing/2010/main" val="0"/>
+                        </a:ext>
+                      </a:extLst>
+                    </a:blip>
+                    <a:stretch>
+                      <a:fillRect/>
+                    </a:stretch>
+                  </pic:blipFill>
+                  <pic:spPr>
+                    <a:xfrm>
+                      <a:off x="0" y="0"/>
+                      <a:ext cx="3429000" cy="1809750"/>
+                    </a:xfrm>
+                    <a:prstGeom prst="rect">
+                      <a:avLst/>
+                    </a:prstGeom>
+                  </pic:spPr>
+                </pic:pic>
+              </a:graphicData>
+            </a:graphic>
+          </wp:anchor>
+        </w:drawing>
+      </w:r>
+      <w:r>
+        <w:rPr>
+          <w:b/>
+          <w:bCs/>
+          <w:u w:val="single"/>
+          <w:lang w:val="en-US"/>
+        </w:rPr>
+        <w:t>Settings</w:t>
+      </w:r>
+      <w:r>
+        <w:rPr>
+          <w:lang w:val="en-US"/>
+        </w:rPr>
+        <w:br/>
+      </w:r>
+      <w:r>
+        <w:rPr>
+          <w:lang w:val="en-US"/>
+        </w:rPr>
+        <w:t>A settings menu where the player</w:t>
+      </w:r>
+      <w:r>
+        <w:rPr>
+          <w:lang w:val="en-US"/>
+        </w:rPr>
+        <w:t xml:space="preserve"> can adjust the difficulty of the game (beginner, normal, or expert), as well as adjust the volume of the background music and sound effects.</w:t>
+      </w:r>
+      <w:r>
+        <w:rPr>
+          <w:lang w:val="en-US"/>
+        </w:rPr>
+        <w:br/>
+      </w:r>
+      <w:r>
+        <w:rPr>
+          <w:lang w:val="en-US"/>
+        </w:rPr>
+        <w:br/>
+      </w:r>
+    </w:p>
+    <w:p>
+      <w:pPr>
+        <w:pStyle w:val="ListParagraph"/>
+        <w:numPr>
+          <w:ilvl w:val="0"/>
+          <w:numId w:val="3"/>
+        </w:numPr>
+        <w:rPr>
+          <w:lang w:val="en-US"/>
+        </w:rPr>
+      </w:pPr>
+      <w:r>
+        <w:rPr>
+          <w:lang w:val="en-US"/>
+        </w:rPr>
+        <w:lastRenderedPageBreak/>
+        <w:drawing>
+          <wp:anchor distT="0" distB="0" distL="114300" distR="114300" simplePos="0" relativeHeight="251659264" behindDoc="0" locked="0" layoutInCell="1" allowOverlap="1" wp14:anchorId="041BE0EC" wp14:editId="07394387">
+            <wp:simplePos x="0" y="0"/>
+            <wp:positionH relativeFrom="margin">
+              <wp:align>center</wp:align>
+            </wp:positionH>
+            <wp:positionV relativeFrom="paragraph">
+              <wp:posOffset>495300</wp:posOffset>
+            </wp:positionV>
+            <wp:extent cx="3343275" cy="2076450"/>
+            <wp:effectExtent l="0" t="0" r="9525" b="0"/>
+            <wp:wrapTopAndBottom/>
+            <wp:docPr id="16" name="Picture 16"/>
+            <wp:cNvGraphicFramePr>
+              <a:graphicFrameLocks xmlns:a="http://schemas.openxmlformats.org/drawingml/2006/main" noChangeAspect="1"/>
+            </wp:cNvGraphicFramePr>
+            <a:graphic xmlns:a="http://schemas.openxmlformats.org/drawingml/2006/main">
+              <a:graphicData uri="http://schemas.openxmlformats.org/drawingml/2006/picture">
+                <pic:pic xmlns:pic="http://schemas.openxmlformats.org/drawingml/2006/picture">
+                  <pic:nvPicPr>
+                    <pic:cNvPr id="1" name=""/>
+                    <pic:cNvPicPr/>
+                  </pic:nvPicPr>
+                  <pic:blipFill>
+                    <a:blip r:embed="rId16">
+                      <a:extLst>
+                        <a:ext uri="{28A0092B-C50C-407E-A947-70E740481C1C}">
+                          <a14:useLocalDpi xmlns:a14="http://schemas.microsoft.com/office/drawing/2010/main" val="0"/>
+                        </a:ext>
+                      </a:extLst>
+                    </a:blip>
+                    <a:stretch>
+                      <a:fillRect/>
+                    </a:stretch>
+                  </pic:blipFill>
+                  <pic:spPr>
+                    <a:xfrm>
+                      <a:off x="0" y="0"/>
+                      <a:ext cx="3343275" cy="2076450"/>
+                    </a:xfrm>
+                    <a:prstGeom prst="rect">
+                      <a:avLst/>
+                    </a:prstGeom>
+                  </pic:spPr>
+                </pic:pic>
+              </a:graphicData>
+            </a:graphic>
+          </wp:anchor>
+        </w:drawing>
+      </w:r>
+      <w:r>
+        <w:rPr>
+          <w:b/>
+          <w:bCs/>
+          <w:u w:val="single"/>
+          <w:lang w:val="en-US"/>
+        </w:rPr>
+        <w:t>High scores</w:t>
+      </w:r>
+      <w:r>
+        <w:rPr>
+          <w:b/>
+          <w:bCs/>
+          <w:u w:val="single"/>
+          <w:lang w:val="en-US"/>
+        </w:rPr>
+        <w:br/>
+      </w:r>
+      <w:r>
+        <w:rPr>
+          <w:lang w:val="en-US"/>
+        </w:rPr>
+        <w:t>Shows</w:t>
+      </w:r>
+      <w:r>
+        <w:rPr>
+          <w:lang w:val="en-US"/>
+        </w:rPr>
+        <w:t xml:space="preserve"> the score leaderboards for the game for each of the three difficulties.</w:t>
+      </w:r>
+      <w:r>
+        <w:rPr>
+          <w:lang w:val="en-US"/>
+        </w:rPr>
+        <w:br/>
+      </w:r>
+    </w:p>
+    <w:p>
+      <w:pPr>
+        <w:pStyle w:val="ListParagraph"/>
+        <w:numPr>
+          <w:ilvl w:val="0"/>
+          <w:numId w:val="3"/>
+        </w:numPr>
+        <w:rPr>
+          <w:lang w:val="en-US"/>
+        </w:rPr>
+      </w:pPr>
+      <w:r>
+        <w:rPr>
+          <w:lang w:val="en-US"/>
+        </w:rPr>
+        <w:drawing>
+          <wp:anchor distT="0" distB="0" distL="114300" distR="114300" simplePos="0" relativeHeight="251660288" behindDoc="0" locked="0" layoutInCell="1" allowOverlap="1" wp14:anchorId="0AC67BB3" wp14:editId="44851B13">
+            <wp:simplePos x="0" y="0"/>
+            <wp:positionH relativeFrom="margin">
+              <wp:align>center</wp:align>
+            </wp:positionH>
+            <wp:positionV relativeFrom="paragraph">
+              <wp:posOffset>478790</wp:posOffset>
+            </wp:positionV>
+            <wp:extent cx="2847975" cy="2400300"/>
+            <wp:effectExtent l="0" t="0" r="9525" b="0"/>
+            <wp:wrapTopAndBottom/>
+            <wp:docPr id="17" name="Picture 17"/>
+            <wp:cNvGraphicFramePr>
+              <a:graphicFrameLocks xmlns:a="http://schemas.openxmlformats.org/drawingml/2006/main" noChangeAspect="1"/>
+            </wp:cNvGraphicFramePr>
+            <a:graphic xmlns:a="http://schemas.openxmlformats.org/drawingml/2006/main">
+              <a:graphicData uri="http://schemas.openxmlformats.org/drawingml/2006/picture">
+                <pic:pic xmlns:pic="http://schemas.openxmlformats.org/drawingml/2006/picture">
+                  <pic:nvPicPr>
+                    <pic:cNvPr id="1" name=""/>
+                    <pic:cNvPicPr/>
+                  </pic:nvPicPr>
+                  <pic:blipFill>
+                    <a:blip r:embed="rId17">
+                      <a:extLst>
+                        <a:ext uri="{28A0092B-C50C-407E-A947-70E740481C1C}">
+                          <a14:useLocalDpi xmlns:a14="http://schemas.microsoft.com/office/drawing/2010/main" val="0"/>
+                        </a:ext>
+                      </a:extLst>
+                    </a:blip>
+                    <a:stretch>
+                      <a:fillRect/>
+                    </a:stretch>
+                  </pic:blipFill>
+                  <pic:spPr>
+                    <a:xfrm>
+                      <a:off x="0" y="0"/>
+                      <a:ext cx="2847975" cy="2400300"/>
+                    </a:xfrm>
+                    <a:prstGeom prst="rect">
+                      <a:avLst/>
+                    </a:prstGeom>
+                  </pic:spPr>
+                </pic:pic>
+              </a:graphicData>
+            </a:graphic>
+          </wp:anchor>
+        </w:drawing>
+      </w:r>
+      <w:r>
+        <w:rPr>
+          <w:b/>
+          <w:bCs/>
+          <w:u w:val="single"/>
+          <w:lang w:val="en-US"/>
+        </w:rPr>
+        <w:t>How To Play</w:t>
+      </w:r>
+      <w:r>
+        <w:rPr>
+          <w:b/>
+          <w:bCs/>
+          <w:u w:val="single"/>
+          <w:lang w:val="en-US"/>
+        </w:rPr>
+        <w:br/>
+      </w:r>
+      <w:r>
+        <w:rPr>
+          <w:lang w:val="en-US"/>
+        </w:rPr>
+        <w:t>Shows a</w:t>
+      </w:r>
+      <w:r>
+        <w:rPr>
+          <w:lang w:val="en-US"/>
+        </w:rPr>
+        <w:t xml:space="preserve"> brief overview of how to play the game.</w:t>
+      </w:r>
+      <w:r>
+        <w:rPr>
+          <w:lang w:val="en-US"/>
+        </w:rPr>
+        <w:br/>
+      </w:r>
+    </w:p>
+    <w:p>
+      <w:pPr>
+        <w:pStyle w:val="ListParagraph"/>
+        <w:numPr>
+          <w:ilvl w:val="0"/>
+          <w:numId w:val="3"/>
+        </w:numPr>
+        <w:rPr>
+          <w:lang w:val="en-US"/>
+        </w:rPr>
+      </w:pPr>
+      <w:r>
+        <w:rPr>
+          <w:b/>
+          <w:bCs/>
+          <w:u w:val="single"/>
+          <w:lang w:val="en-US"/>
+        </w:rPr>
+        <w:drawing>
+          <wp:anchor distT="0" distB="0" distL="114300" distR="114300" simplePos="0" relativeHeight="251661312" behindDoc="0" locked="0" layoutInCell="1" allowOverlap="1" wp14:anchorId="18E2D30E" wp14:editId="58DED3BD">
+            <wp:simplePos x="0" y="0"/>
+            <wp:positionH relativeFrom="margin">
+              <wp:align>center</wp:align>
+            </wp:positionH>
+            <wp:positionV relativeFrom="paragraph">
+              <wp:posOffset>364490</wp:posOffset>
+            </wp:positionV>
+            <wp:extent cx="2657475" cy="1828800"/>
+            <wp:effectExtent l="0" t="0" r="9525" b="0"/>
+            <wp:wrapTopAndBottom/>
+            <wp:docPr id="18" name="Picture 18"/>
+            <wp:cNvGraphicFramePr>
+              <a:graphicFrameLocks xmlns:a="http://schemas.openxmlformats.org/drawingml/2006/main" noChangeAspect="1"/>
+            </wp:cNvGraphicFramePr>
+            <a:graphic xmlns:a="http://schemas.openxmlformats.org/drawingml/2006/main">
+              <a:graphicData uri="http://schemas.openxmlformats.org/drawingml/2006/picture">
+                <pic:pic xmlns:pic="http://schemas.openxmlformats.org/drawingml/2006/picture">
+                  <pic:nvPicPr>
+                    <pic:cNvPr id="1" name=""/>
+                    <pic:cNvPicPr/>
+                  </pic:nvPicPr>
+                  <pic:blipFill>
+                    <a:blip r:embed="rId18">
+                      <a:extLst>
+                        <a:ext uri="{28A0092B-C50C-407E-A947-70E740481C1C}">
+                          <a14:useLocalDpi xmlns:a14="http://schemas.microsoft.com/office/drawing/2010/main" val="0"/>
+                        </a:ext>
+                      </a:extLst>
+                    </a:blip>
+                    <a:stretch>
+                      <a:fillRect/>
+                    </a:stretch>
+                  </pic:blipFill>
+                  <pic:spPr>
+                    <a:xfrm>
+                      <a:off x="0" y="0"/>
+                      <a:ext cx="2657475" cy="1828800"/>
+                    </a:xfrm>
+                    <a:prstGeom prst="rect">
+                      <a:avLst/>
+                    </a:prstGeom>
+                  </pic:spPr>
+                </pic:pic>
+              </a:graphicData>
+            </a:graphic>
+          </wp:anchor>
+        </w:drawing>
+      </w:r>
+      <w:r>
+        <w:rPr>
+          <w:b/>
+          <w:bCs/>
+          <w:u w:val="single"/>
+          <w:lang w:val="en-US"/>
+        </w:rPr>
+        <w:t>Controls</w:t>
+      </w:r>
+      <w:r>
+        <w:rPr>
+          <w:b/>
+          <w:bCs/>
+          <w:u w:val="single"/>
+          <w:lang w:val="en-US"/>
+        </w:rPr>
+        <w:br/>
+      </w:r>
+      <w:r>
+        <w:rPr>
+          <w:lang w:val="en-US"/>
+        </w:rPr>
+        <w:t>Displays a diagram that of the controls for the game.</w:t>
+      </w:r>
+      <w:r>
+        <w:rPr>
+          <w:b/>
+          <w:bCs/>
+          <w:u w:val="single"/>
+          <w:lang w:val="en-US"/>
+        </w:rPr>
+        <w:br/>
+      </w:r>
+    </w:p>
+    <w:p>
+      <w:pPr>
+        <w:pStyle w:val="ListParagraph"/>
+        <w:numPr>
+          <w:ilvl w:val="0"/>
+          <w:numId w:val="3"/>
+        </w:numPr>
+        <w:rPr>
+          <w:lang w:val="en-US"/>
+        </w:rPr>
+      </w:pPr>
+      <w:r>
+        <w:rPr>
+          <w:b/>
+          <w:bCs/>
+          <w:u w:val="single"/>
+          <w:lang w:val="en-US"/>
+        </w:rPr>
+        <w:t>Quit</w:t>
+      </w:r>
+      <w:r>
+        <w:rPr>
+          <w:b/>
+          <w:bCs/>
+          <w:u w:val="single"/>
+          <w:lang w:val="en-US"/>
+        </w:rPr>
+        <w:br/>
+      </w:r>
+      <w:r>
+        <w:rPr>
+          <w:lang w:val="en-US"/>
+        </w:rPr>
+        <w:t>Exits</w:t>
+      </w:r>
+      <w:r>
+        <w:rPr>
+          <w:lang w:val="en-US"/>
+        </w:rPr>
+        <w:t xml:space="preserve"> the game.</w:t>
+      </w:r>
+    </w:p>
+    <w:p>
+      <w:pPr>
+        <w:pStyle w:val="Heading3"/>
+        <w:rPr>
+          <w:lang w:val="en-US"/>
+        </w:rPr>
+      </w:pPr>
+      <w:r>
+        <w:rPr>
+          <w:lang w:val="en-US"/>
+        </w:rPr>
+        <w:lastRenderedPageBreak/>
+        <w:t>In Game</w:t>
+      </w:r>
+    </w:p>
+    <w:p>
+      <w:pPr>
+        <w:rPr>
+          <w:lang w:val="en-US"/>
+        </w:rPr>
+      </w:pPr>
+      <w:r>
+        <w:rPr>
+          <w:noProof/>
+        </w:rPr>
+        <w:drawing>
+          <wp:anchor distT="0" distB="0" distL="114300" distR="114300" simplePos="0" relativeHeight="251664384" behindDoc="0" locked="0" layoutInCell="1" allowOverlap="1" wp14:anchorId="297F378A" wp14:editId="3357B0A1">
+            <wp:simplePos x="0" y="0"/>
+            <wp:positionH relativeFrom="margin">
+              <wp:align>center</wp:align>
+            </wp:positionH>
+            <wp:positionV relativeFrom="paragraph">
+              <wp:posOffset>605790</wp:posOffset>
+            </wp:positionV>
+            <wp:extent cx="1724025" cy="1724025"/>
+            <wp:effectExtent l="0" t="0" r="9525" b="9525"/>
+            <wp:wrapTopAndBottom/>
+            <wp:docPr id="21" name="Picture 21"/>
+            <wp:cNvGraphicFramePr>
+              <a:graphicFrameLocks xmlns:a="http://schemas.openxmlformats.org/drawingml/2006/main" noChangeAspect="1"/>
+            </wp:cNvGraphicFramePr>
+            <a:graphic xmlns:a="http://schemas.openxmlformats.org/drawingml/2006/main">
+              <a:graphicData uri="http://schemas.openxmlformats.org/drawingml/2006/picture">
+                <pic:pic xmlns:pic="http://schemas.openxmlformats.org/drawingml/2006/picture">
+                  <pic:nvPicPr>
+                    <pic:cNvPr id="0" name="Picture 9"/>
+                    <pic:cNvPicPr>
+                      <a:picLocks noChangeAspect="1" noChangeArrowheads="1"/>
+                    </pic:cNvPicPr>
+                  </pic:nvPicPr>
+                  <pic:blipFill>
+                    <a:blip r:embed="rId19" cstate="print">
+                      <a:extLst>
+                        <a:ext uri="{28A0092B-C50C-407E-A947-70E740481C1C}">
+                          <a14:useLocalDpi xmlns:a14="http://schemas.microsoft.com/office/drawing/2010/main" val="0"/>
+                        </a:ext>
+                      </a:extLst>
+                    </a:blip>
+                    <a:srcRect/>
+                    <a:stretch>
+                      <a:fillRect/>
+                    </a:stretch>
+                  </pic:blipFill>
+                  <pic:spPr bwMode="auto">
+                    <a:xfrm>
+                      <a:off x="0" y="0"/>
+                      <a:ext cx="1724025" cy="1724025"/>
+                    </a:xfrm>
+                    <a:prstGeom prst="rect">
+                      <a:avLst/>
+                    </a:prstGeom>
+                    <a:noFill/>
+                    <a:ln>
+                      <a:noFill/>
+                    </a:ln>
+                  </pic:spPr>
+                </pic:pic>
+              </a:graphicData>
+            </a:graphic>
+            <wp14:sizeRelH relativeFrom="page">
+              <wp14:pctWidth>0</wp14:pctWidth>
+            </wp14:sizeRelH>
+            <wp14:sizeRelV relativeFrom="page">
+              <wp14:pctHeight>0</wp14:pctHeight>
+            </wp14:sizeRelV>
+          </wp:anchor>
+        </w:drawing>
+      </w:r>
+      <w:r>
+        <w:rPr>
+          <w:lang w:val="en-US"/>
+        </w:rPr>
+        <w:t>The player is loaded into an arena with two walls of bricks in front of them. By default, the orb loader is to the right of the player, from which they can grab a new orb at any time (assuming there are orbs left)</w:t>
+      </w:r>
+      <w:r>
+        <w:rPr>
+          <w:lang w:val="en-US"/>
+        </w:rPr>
+        <w:t>:</w:t>
+      </w:r>
+    </w:p>
+    <w:p>
+      <w:pPr>
+        <w:rPr>
+          <w:lang w:val="en-US"/>
+        </w:rPr>
+      </w:pPr>
+    </w:p>
+    <w:p>
+      <w:pPr>
+        <w:rPr>
+          <w:lang w:val="en-US"/>
+        </w:rPr>
+      </w:pPr>
+      <w:r>
+        <w:rPr>
+          <w:lang w:val="en-US"/>
+        </w:rPr>
+        <w:t xml:space="preserve">In addition, by default a racket is </w:t>
+      </w:r>
+      <w:r>
+        <w:rPr>
+          <w:lang w:val="en-US"/>
+        </w:rPr>
+        <w:t>available</w:t>
+      </w:r>
+      <w:r>
+        <w:rPr>
+          <w:lang w:val="en-US"/>
+        </w:rPr>
+        <w:t xml:space="preserve"> on the left side of the player for them to grab and use to hit orbs</w:t>
+      </w:r>
+      <w:r>
+        <w:rPr>
+          <w:lang w:val="en-US"/>
+        </w:rPr>
+        <w:t>:</w:t>
+      </w:r>
+    </w:p>
+    <w:p>
+      <w:pPr>
+        <w:rPr>
+          <w:lang w:val="en-US"/>
+        </w:rPr>
+      </w:pPr>
+      <w:r>
+        <w:rPr>
+          <w:noProof/>
+        </w:rPr>
+        <w:drawing>
+          <wp:anchor distT="0" distB="0" distL="114300" distR="114300" simplePos="0" relativeHeight="251663360" behindDoc="0" locked="0" layoutInCell="1" allowOverlap="1" wp14:anchorId="1C8BE9C0" wp14:editId="5AA5AD17">
+            <wp:simplePos x="0" y="0"/>
+            <wp:positionH relativeFrom="margin">
+              <wp:align>center</wp:align>
+            </wp:positionH>
+            <wp:positionV relativeFrom="paragraph">
+              <wp:posOffset>210820</wp:posOffset>
+            </wp:positionV>
+            <wp:extent cx="1885950" cy="1885950"/>
+            <wp:effectExtent l="0" t="0" r="0" b="0"/>
+            <wp:wrapTopAndBottom/>
+            <wp:docPr id="20" name="Picture 20"/>
+            <wp:cNvGraphicFramePr>
+              <a:graphicFrameLocks xmlns:a="http://schemas.openxmlformats.org/drawingml/2006/main" noChangeAspect="1"/>
+            </wp:cNvGraphicFramePr>
+            <a:graphic xmlns:a="http://schemas.openxmlformats.org/drawingml/2006/main">
+              <a:graphicData uri="http://schemas.openxmlformats.org/drawingml/2006/picture">
+                <pic:pic xmlns:pic="http://schemas.openxmlformats.org/drawingml/2006/picture">
+                  <pic:nvPicPr>
+                    <pic:cNvPr id="0" name="Picture 7"/>
+                    <pic:cNvPicPr>
+                      <a:picLocks noChangeAspect="1" noChangeArrowheads="1"/>
+                    </pic:cNvPicPr>
+                  </pic:nvPicPr>
+                  <pic:blipFill>
+                    <a:blip r:embed="rId20" cstate="print">
+                      <a:extLst>
+                        <a:ext uri="{28A0092B-C50C-407E-A947-70E740481C1C}">
+                          <a14:useLocalDpi xmlns:a14="http://schemas.microsoft.com/office/drawing/2010/main" val="0"/>
+                        </a:ext>
+                      </a:extLst>
+                    </a:blip>
+                    <a:srcRect/>
+                    <a:stretch>
+                      <a:fillRect/>
+                    </a:stretch>
+                  </pic:blipFill>
+                  <pic:spPr bwMode="auto">
+                    <a:xfrm>
+                      <a:off x="0" y="0"/>
+                      <a:ext cx="1885950" cy="1885950"/>
+                    </a:xfrm>
+                    <a:prstGeom prst="rect">
+                      <a:avLst/>
+                    </a:prstGeom>
+                    <a:noFill/>
+                    <a:ln>
+                      <a:noFill/>
+                    </a:ln>
+                  </pic:spPr>
+                </pic:pic>
+              </a:graphicData>
+            </a:graphic>
+            <wp14:sizeRelH relativeFrom="margin">
+              <wp14:pctWidth>0</wp14:pctWidth>
+            </wp14:sizeRelH>
+            <wp14:sizeRelV relativeFrom="margin">
+              <wp14:pctHeight>0</wp14:pctHeight>
+            </wp14:sizeRelV>
+          </wp:anchor>
+        </w:drawing>
+      </w:r>
+    </w:p>
+    <w:p>
+      <w:pPr>
+        <w:rPr>
+          <w:lang w:val="en-US"/>
+        </w:rPr>
+      </w:pPr>
+    </w:p>
+    <w:p>
+      <w:pPr>
+        <w:rPr>
+          <w:lang w:val="en-US"/>
+        </w:rPr>
+      </w:pPr>
+      <w:r>
+        <w:rPr>
+          <w:noProof/>
+        </w:rPr>
+        <w:drawing>
+          <wp:anchor distT="0" distB="0" distL="114300" distR="114300" simplePos="0" relativeHeight="251665408" behindDoc="0" locked="0" layoutInCell="1" allowOverlap="1" wp14:anchorId="00CAE54E" wp14:editId="36B287E6">
+            <wp:simplePos x="0" y="0"/>
+            <wp:positionH relativeFrom="margin">
+              <wp:align>center</wp:align>
+            </wp:positionH>
+            <wp:positionV relativeFrom="paragraph">
+              <wp:posOffset>568960</wp:posOffset>
+            </wp:positionV>
+            <wp:extent cx="2105025" cy="2105025"/>
+            <wp:effectExtent l="0" t="0" r="9525" b="9525"/>
+            <wp:wrapTopAndBottom/>
+            <wp:docPr id="22" name="Picture 22"/>
+            <wp:cNvGraphicFramePr>
+              <a:graphicFrameLocks xmlns:a="http://schemas.openxmlformats.org/drawingml/2006/main" noChangeAspect="1"/>
+            </wp:cNvGraphicFramePr>
+            <a:graphic xmlns:a="http://schemas.openxmlformats.org/drawingml/2006/main">
+              <a:graphicData uri="http://schemas.openxmlformats.org/drawingml/2006/picture">
+                <pic:pic xmlns:pic="http://schemas.openxmlformats.org/drawingml/2006/picture">
+                  <pic:nvPicPr>
+                    <pic:cNvPr id="0" name="Picture 11"/>
+                    <pic:cNvPicPr>
+                      <a:picLocks noChangeAspect="1" noChangeArrowheads="1"/>
+                    </pic:cNvPicPr>
+                  </pic:nvPicPr>
+                  <pic:blipFill>
+                    <a:blip r:embed="rId21" cstate="print">
+                      <a:extLst>
+                        <a:ext uri="{28A0092B-C50C-407E-A947-70E740481C1C}">
+                          <a14:useLocalDpi xmlns:a14="http://schemas.microsoft.com/office/drawing/2010/main" val="0"/>
+                        </a:ext>
+                      </a:extLst>
+                    </a:blip>
+                    <a:srcRect/>
+                    <a:stretch>
+                      <a:fillRect/>
+                    </a:stretch>
+                  </pic:blipFill>
+                  <pic:spPr bwMode="auto">
+                    <a:xfrm>
+                      <a:off x="0" y="0"/>
+                      <a:ext cx="2105025" cy="2105025"/>
+                    </a:xfrm>
+                    <a:prstGeom prst="rect">
+                      <a:avLst/>
+                    </a:prstGeom>
+                    <a:noFill/>
+                    <a:ln>
+                      <a:noFill/>
+                    </a:ln>
+                  </pic:spPr>
+                </pic:pic>
+              </a:graphicData>
+            </a:graphic>
+          </wp:anchor>
+        </w:drawing>
+      </w:r>
+      <w:r>
+        <w:rPr>
+          <w:lang w:val="en-US"/>
+        </w:rPr>
+        <w:t>The number of new orbs left for the player to grab from the loader, as well as the current score and the time left in the game, are all visible in front of the player:</w:t>
+      </w:r>
+    </w:p>
+    <w:p>
+      <w:pPr>
+        <w:rPr>
+          <w:lang w:val="en-US"/>
+        </w:rPr>
+      </w:pPr>
+      <w:r>
+        <w:rPr>
+          <w:lang w:val="en-US"/>
+        </w:rPr>
+        <w:br/>
+      </w:r>
+    </w:p>
+    <w:p>
+      <w:pPr>
+        <w:rPr>
+          <w:lang w:val="en-US"/>
+        </w:rPr>
+      </w:pPr>
+      <w:r>
+        <w:rPr>
+          <w:lang w:val="en-US"/>
+        </w:rPr>
+        <w:lastRenderedPageBreak/>
+        <w:t>When the player catches a powerup, the time left for the affect of the powerup is displayed in front of and above the player:</w:t>
+      </w:r>
+    </w:p>
+    <w:p>
+      <w:pPr>
+        <w:rPr>
+          <w:lang w:val="en-US"/>
+        </w:rPr>
+      </w:pPr>
+      <w:r>
+        <w:rPr>
+          <w:noProof/>
+        </w:rPr>
+        <w:drawing>
+          <wp:anchor distT="0" distB="0" distL="114300" distR="114300" simplePos="0" relativeHeight="251666432" behindDoc="0" locked="0" layoutInCell="1" allowOverlap="1" wp14:anchorId="781349A4" wp14:editId="6781EB20">
+            <wp:simplePos x="0" y="0"/>
+            <wp:positionH relativeFrom="margin">
+              <wp:align>center</wp:align>
+            </wp:positionH>
+            <wp:positionV relativeFrom="paragraph">
+              <wp:posOffset>200025</wp:posOffset>
+            </wp:positionV>
+            <wp:extent cx="2028825" cy="2028825"/>
+            <wp:effectExtent l="0" t="0" r="9525" b="9525"/>
+            <wp:wrapTopAndBottom/>
+            <wp:docPr id="23" name="Picture 23"/>
+            <wp:cNvGraphicFramePr>
+              <a:graphicFrameLocks xmlns:a="http://schemas.openxmlformats.org/drawingml/2006/main" noChangeAspect="1"/>
+            </wp:cNvGraphicFramePr>
+            <a:graphic xmlns:a="http://schemas.openxmlformats.org/drawingml/2006/main">
+              <a:graphicData uri="http://schemas.openxmlformats.org/drawingml/2006/picture">
+                <pic:pic xmlns:pic="http://schemas.openxmlformats.org/drawingml/2006/picture">
+                  <pic:nvPicPr>
+                    <pic:cNvPr id="0" name="Picture 13"/>
+                    <pic:cNvPicPr>
+                      <a:picLocks noChangeAspect="1" noChangeArrowheads="1"/>
+                    </pic:cNvPicPr>
+                  </pic:nvPicPr>
+                  <pic:blipFill>
+                    <a:blip r:embed="rId22" cstate="print">
+                      <a:extLst>
+                        <a:ext uri="{28A0092B-C50C-407E-A947-70E740481C1C}">
+                          <a14:useLocalDpi xmlns:a14="http://schemas.microsoft.com/office/drawing/2010/main" val="0"/>
+                        </a:ext>
+                      </a:extLst>
+                    </a:blip>
+                    <a:srcRect/>
+                    <a:stretch>
+                      <a:fillRect/>
+                    </a:stretch>
+                  </pic:blipFill>
+                  <pic:spPr bwMode="auto">
+                    <a:xfrm>
+                      <a:off x="0" y="0"/>
+                      <a:ext cx="2028825" cy="2028825"/>
+                    </a:xfrm>
+                    <a:prstGeom prst="rect">
+                      <a:avLst/>
+                    </a:prstGeom>
+                    <a:noFill/>
+                    <a:ln>
+                      <a:noFill/>
+                    </a:ln>
+                  </pic:spPr>
+                </pic:pic>
+              </a:graphicData>
+            </a:graphic>
+          </wp:anchor>
+        </w:drawing>
+      </w:r>
+    </w:p>
+    <w:p>
+      <w:pPr>
+        <w:rPr>
+          <w:lang w:val="en-US"/>
+        </w:rPr>
+      </w:pPr>
+    </w:p>
+    <w:p>
+      <w:pPr>
+        <w:rPr>
+          <w:lang w:val="en-US"/>
+        </w:rPr>
+      </w:pPr>
+      <w:r>
+        <w:rPr>
+          <w:noProof/>
+        </w:rPr>
+        <w:drawing>
+          <wp:anchor distT="0" distB="0" distL="114300" distR="114300" simplePos="0" relativeHeight="251668480" behindDoc="0" locked="0" layoutInCell="1" allowOverlap="1" wp14:anchorId="6B0CE0C6" wp14:editId="05F9813C">
+            <wp:simplePos x="0" y="0"/>
+            <wp:positionH relativeFrom="column">
+              <wp:posOffset>3124200</wp:posOffset>
+            </wp:positionH>
+            <wp:positionV relativeFrom="paragraph">
+              <wp:posOffset>468630</wp:posOffset>
+            </wp:positionV>
+            <wp:extent cx="1695450" cy="1695450"/>
+            <wp:effectExtent l="0" t="0" r="0" b="0"/>
+            <wp:wrapTopAndBottom/>
+            <wp:docPr id="25" name="Picture 25" descr="A picture containing diagram&#10;&#10;Description automatically generated"/>
+            <wp:cNvGraphicFramePr>
+              <a:graphicFrameLocks xmlns:a="http://schemas.openxmlformats.org/drawingml/2006/main" noChangeAspect="1"/>
+            </wp:cNvGraphicFramePr>
+            <a:graphic xmlns:a="http://schemas.openxmlformats.org/drawingml/2006/main">
+              <a:graphicData uri="http://schemas.openxmlformats.org/drawingml/2006/picture">
+                <pic:pic xmlns:pic="http://schemas.openxmlformats.org/drawingml/2006/picture">
+                  <pic:nvPicPr>
+                    <pic:cNvPr id="25" name="Picture 25" descr="A picture containing diagram&#10;&#10;Description automatically generated"/>
+                    <pic:cNvPicPr>
+                      <a:picLocks noChangeAspect="1" noChangeArrowheads="1"/>
+                    </pic:cNvPicPr>
+                  </pic:nvPicPr>
+                  <pic:blipFill>
+                    <a:blip r:embed="rId23" cstate="print">
+                      <a:extLst>
+                        <a:ext uri="{28A0092B-C50C-407E-A947-70E740481C1C}">
+                          <a14:useLocalDpi xmlns:a14="http://schemas.microsoft.com/office/drawing/2010/main" val="0"/>
+                        </a:ext>
+                      </a:extLst>
+                    </a:blip>
+                    <a:srcRect/>
+                    <a:stretch>
+                      <a:fillRect/>
+                    </a:stretch>
+                  </pic:blipFill>
+                  <pic:spPr bwMode="auto">
+                    <a:xfrm>
+                      <a:off x="0" y="0"/>
+                      <a:ext cx="1695450" cy="1695450"/>
+                    </a:xfrm>
+                    <a:prstGeom prst="rect">
+                      <a:avLst/>
+                    </a:prstGeom>
+                    <a:noFill/>
+                    <a:ln>
+                      <a:noFill/>
+                    </a:ln>
+                  </pic:spPr>
+                </pic:pic>
+              </a:graphicData>
+            </a:graphic>
+            <wp14:sizeRelH relativeFrom="page">
+              <wp14:pctWidth>0</wp14:pctWidth>
+            </wp14:sizeRelH>
+            <wp14:sizeRelV relativeFrom="page">
+              <wp14:pctHeight>0</wp14:pctHeight>
+            </wp14:sizeRelV>
+          </wp:anchor>
+        </w:drawing>
+      </w:r>
+      <w:r>
+        <w:rPr>
+          <w:noProof/>
+        </w:rPr>
+        <w:drawing>
+          <wp:anchor distT="0" distB="0" distL="114300" distR="114300" simplePos="0" relativeHeight="251667456" behindDoc="0" locked="0" layoutInCell="1" allowOverlap="1" wp14:anchorId="0ED5EF11" wp14:editId="54B1FCE6">
+            <wp:simplePos x="0" y="0"/>
+            <wp:positionH relativeFrom="column">
+              <wp:posOffset>752475</wp:posOffset>
+            </wp:positionH>
+            <wp:positionV relativeFrom="paragraph">
+              <wp:posOffset>430530</wp:posOffset>
+            </wp:positionV>
+            <wp:extent cx="1781175" cy="1781175"/>
+            <wp:effectExtent l="0" t="0" r="9525" b="9525"/>
+            <wp:wrapTopAndBottom/>
+            <wp:docPr id="24" name="Picture 24"/>
+            <wp:cNvGraphicFramePr>
+              <a:graphicFrameLocks xmlns:a="http://schemas.openxmlformats.org/drawingml/2006/main" noChangeAspect="1"/>
+            </wp:cNvGraphicFramePr>
+            <a:graphic xmlns:a="http://schemas.openxmlformats.org/drawingml/2006/main">
+              <a:graphicData uri="http://schemas.openxmlformats.org/drawingml/2006/picture">
+                <pic:pic xmlns:pic="http://schemas.openxmlformats.org/drawingml/2006/picture">
+                  <pic:nvPicPr>
+                    <pic:cNvPr id="0" name="Picture 15"/>
+                    <pic:cNvPicPr>
+                      <a:picLocks noChangeAspect="1" noChangeArrowheads="1"/>
+                    </pic:cNvPicPr>
+                  </pic:nvPicPr>
+                  <pic:blipFill>
+                    <a:blip r:embed="rId24" cstate="print">
+                      <a:extLst>
+                        <a:ext uri="{28A0092B-C50C-407E-A947-70E740481C1C}">
+                          <a14:useLocalDpi xmlns:a14="http://schemas.microsoft.com/office/drawing/2010/main" val="0"/>
+                        </a:ext>
+                      </a:extLst>
+                    </a:blip>
+                    <a:srcRect/>
+                    <a:stretch>
+                      <a:fillRect/>
+                    </a:stretch>
+                  </pic:blipFill>
+                  <pic:spPr bwMode="auto">
+                    <a:xfrm>
+                      <a:off x="0" y="0"/>
+                      <a:ext cx="1781175" cy="1781175"/>
+                    </a:xfrm>
+                    <a:prstGeom prst="rect">
+                      <a:avLst/>
+                    </a:prstGeom>
+                    <a:noFill/>
+                    <a:ln>
+                      <a:noFill/>
+                    </a:ln>
+                  </pic:spPr>
+                </pic:pic>
+              </a:graphicData>
+            </a:graphic>
+          </wp:anchor>
+        </w:drawing>
+      </w:r>
+      <w:r>
+        <w:rPr>
+          <w:lang w:val="en-US"/>
+        </w:rPr>
+        <w:t>Catching brick fragments displays their point worth:</w:t>
+      </w:r>
+    </w:p>
+    <w:p>
+      <w:pPr>
+        <w:rPr>
+          <w:lang w:val="en-US"/>
+        </w:rPr>
+      </w:pPr>
+    </w:p>
+    <w:p>
+      <w:pPr>
+        <w:pStyle w:val="Heading1"/>
+        <w:rPr>
+          <w:lang w:val="en-US"/>
+        </w:rPr>
+      </w:pPr>
+      <w:r>
+        <w:rPr>
+          <w:lang w:val="en-US"/>
+        </w:rPr>
         <w:t>Challenges</w:t>
       </w:r>
     </w:p>
@@ -889,38 +2144,46 @@
         <w:rPr>
           <w:lang w:val="en-US"/>
         </w:rPr>
-        <w:t xml:space="preserve"> edge or corner of a brick and not cause any fracture lines to be formed. To rectify this, we implemented a routine which checks how manty fracture line branch points were formed using the original angle of collision, and if the number is under a certain threshold (in are circumstance, 20) than we nudge the angle of collision in the direction of the center of the brick by five </w:t>
-      </w:r>
+        <w:t xml:space="preserve"> edge or corner of a brick and not cause any fracture lines to be formed. To rectify this, we implemented a routine which checks how manty fracture line branch points were formed using the original angle of collision, and if the number is under a certain threshold (in are circumstance, 20) than we nudge the angle of collision in the direction of the center of the brick by five degrees and rerun the algorithm. This process is continued until </w:t>
+      </w:r>
+      <w:proofErr w:type="gramStart"/>
+      <w:r>
+        <w:rPr>
+          <w:lang w:val="en-US"/>
+        </w:rPr>
+        <w:t>a number of</w:t>
+      </w:r>
+      <w:proofErr w:type="gramEnd"/>
+      <w:r>
+        <w:rPr>
+          <w:lang w:val="en-US"/>
+        </w:rPr>
+        <w:t xml:space="preserve"> fracture points</w:t>
+      </w:r>
+      <w:r>
+        <w:rPr>
+          <w:lang w:val="en-US"/>
+        </w:rPr>
+        <w:t xml:space="preserve"> above the threshold</w:t>
+      </w:r>
+      <w:r>
+        <w:rPr>
+          <w:lang w:val="en-US"/>
+        </w:rPr>
+        <w:t xml:space="preserve"> is obtained.</w:t>
+      </w:r>
+    </w:p>
+    <w:p>
+      <w:pPr>
+        <w:rPr>
+          <w:lang w:val="en-US"/>
+        </w:rPr>
+      </w:pPr>
       <w:r>
         <w:rPr>
           <w:lang w:val="en-US"/>
         </w:rPr>
         <w:lastRenderedPageBreak/>
-        <w:t>degrees and rerun the algorithm. This process is continued until a number of fracture points</w:t>
-      </w:r>
-      <w:r>
-        <w:rPr>
-          <w:lang w:val="en-US"/>
-        </w:rPr>
-        <w:t xml:space="preserve"> above the threshold</w:t>
-      </w:r>
-      <w:r>
-        <w:rPr>
-          <w:lang w:val="en-US"/>
-        </w:rPr>
-        <w:t xml:space="preserve"> is obtained.</w:t>
-      </w:r>
-    </w:p>
-    <w:p>
-      <w:pPr>
-        <w:rPr>
-          <w:lang w:val="en-US"/>
-        </w:rPr>
-      </w:pPr>
-      <w:r>
-        <w:rPr>
-          <w:lang w:val="en-US"/>
-        </w:rPr>
         <w:t xml:space="preserve">An additional balance needed to maintain was that between visuals and performance. Because the game was </w:t>
       </w:r>
       <w:r>
@@ -1018,7 +2281,21 @@
         <w:rPr>
           <w:lang w:val="en-US"/>
         </w:rPr>
-        <w:t xml:space="preserve"> at the moment of impact and thus saving processor resources. In addition, we utilized resource pooling for the fragment parent objects so that rather than be destroyed and initialized on every brick collision, these fragment objects could be simply enabled and disabled, </w:t>
+        <w:t xml:space="preserve"> </w:t>
+      </w:r>
+      <w:proofErr w:type="gramStart"/>
+      <w:r>
+        <w:rPr>
+          <w:lang w:val="en-US"/>
+        </w:rPr>
+        <w:t>at the moment</w:t>
+      </w:r>
+      <w:proofErr w:type="gramEnd"/>
+      <w:r>
+        <w:rPr>
+          <w:lang w:val="en-US"/>
+        </w:rPr>
+        <w:t xml:space="preserve"> of impact and thus saving processor resources. In addition, we utilized resource pooling for the fragment parent objects so that rather than be destroyed and initialized on every brick collision, these fragment objects could be simply enabled and disabled, </w:t>
       </w:r>
       <w:r>
         <w:rPr>
@@ -1043,7 +2320,21 @@
         <w:rPr>
           <w:lang w:val="en-US"/>
         </w:rPr>
-        <w:t xml:space="preserve"> On colliding with the bricks the ball creates a fracture line in the brick originating at the collision point and </w:t>
+        <w:t xml:space="preserve"> On colliding with the </w:t>
+      </w:r>
+      <w:proofErr w:type="gramStart"/>
+      <w:r>
+        <w:rPr>
+          <w:lang w:val="en-US"/>
+        </w:rPr>
+        <w:t>bricks</w:t>
+      </w:r>
+      <w:proofErr w:type="gramEnd"/>
+      <w:r>
+        <w:rPr>
+          <w:lang w:val="en-US"/>
+        </w:rPr>
+        <w:t xml:space="preserve"> the ball creates a fracture line in the brick originating at the collision point and </w:t>
       </w:r>
       <w:r>
         <w:rPr>
@@ -1240,7 +2531,21 @@
         <w:rPr>
           <w:lang w:val="en-US"/>
         </w:rPr>
-        <w:t xml:space="preserve">The Fragments Produced when the balls collide with the bricks are composed of voxels, which are pre-initialized when the scene is loaded. At the moment </w:t>
+        <w:t xml:space="preserve">The Fragments Produced when the balls collide with the bricks are composed of voxels, which are pre-initialized when the scene is loaded. </w:t>
+      </w:r>
+      <w:proofErr w:type="gramStart"/>
+      <w:r>
+        <w:rPr>
+          <w:lang w:val="en-US"/>
+        </w:rPr>
+        <w:t>At the moment</w:t>
+      </w:r>
+      <w:proofErr w:type="gramEnd"/>
+      <w:r>
+        <w:rPr>
+          <w:lang w:val="en-US"/>
+        </w:rPr>
+        <w:t xml:space="preserve"> </w:t>
       </w:r>
       <w:r>
         <w:rPr>
@@ -1349,28 +2654,28 @@
         <w:rPr>
           <w:lang w:val="en-US"/>
         </w:rPr>
+        <w:t>The algorithm then recursively repeats this process for each new voxel added for one more layer, while subtracting 10 from the distance score.</w:t>
+      </w:r>
+    </w:p>
+    <w:p>
+      <w:pPr>
+        <w:rPr>
+          <w:lang w:val="en-US"/>
+        </w:rPr>
+      </w:pPr>
+    </w:p>
+    <w:p>
+      <w:pPr>
+        <w:pStyle w:val="Heading1"/>
+        <w:rPr>
+          <w:lang w:val="en-US"/>
+        </w:rPr>
+      </w:pPr>
+      <w:r>
+        <w:rPr>
+          <w:lang w:val="en-US"/>
+        </w:rPr>
         <w:lastRenderedPageBreak/>
-        <w:t>The algorithm then recursively repeats this process for each new voxel added for one more layer, while subtracting 10 from the distance score.</w:t>
-      </w:r>
-    </w:p>
-    <w:p>
-      <w:pPr>
-        <w:rPr>
-          <w:lang w:val="en-US"/>
-        </w:rPr>
-      </w:pPr>
-    </w:p>
-    <w:p>
-      <w:pPr>
-        <w:pStyle w:val="Heading1"/>
-        <w:rPr>
-          <w:lang w:val="en-US"/>
-        </w:rPr>
-      </w:pPr>
-      <w:r>
-        <w:rPr>
-          <w:lang w:val="en-US"/>
-        </w:rPr>
         <w:t>Conclusion</w:t>
       </w:r>
     </w:p>
@@ -1400,7 +2705,7 @@
       </w:r>
     </w:p>
     <w:sectPr>
-      <w:headerReference w:type="default" r:id="rId14"/>
+      <w:headerReference w:type="default" r:id="rId25"/>
       <w:pgSz w:w="11906" w:h="16838"/>
       <w:pgMar w:top="1440" w:right="1440" w:bottom="1440" w:left="1440" w:header="708" w:footer="708" w:gutter="0"/>
       <w:cols w:space="708"/>
@@ -1706,6 +3011,92 @@
     </w:lvl>
   </w:abstractNum>
   <w:abstractNum w:abstractNumId="1" w15:restartNumberingAfterBreak="0">
+    <w:nsid w:val="6772403C"/>
+    <w:multiLevelType w:val="hybridMultilevel"/>
+    <w:tmpl w:val="EEB097CC"/>
+    <w:lvl w:ilvl="0" w:tplc="2000000F">
+      <w:start w:val="1"/>
+      <w:numFmt w:val="decimal"/>
+      <w:lvlText w:val="%1."/>
+      <w:lvlJc w:val="left"/>
+      <w:pPr>
+        <w:ind w:left="360" w:hanging="360"/>
+      </w:pPr>
+    </w:lvl>
+    <w:lvl w:ilvl="1" w:tplc="20000019" w:tentative="1">
+      <w:start w:val="1"/>
+      <w:numFmt w:val="lowerLetter"/>
+      <w:lvlText w:val="%2."/>
+      <w:lvlJc w:val="left"/>
+      <w:pPr>
+        <w:ind w:left="1080" w:hanging="360"/>
+      </w:pPr>
+    </w:lvl>
+    <w:lvl w:ilvl="2" w:tplc="2000001B" w:tentative="1">
+      <w:start w:val="1"/>
+      <w:numFmt w:val="lowerRoman"/>
+      <w:lvlText w:val="%3."/>
+      <w:lvlJc w:val="right"/>
+      <w:pPr>
+        <w:ind w:left="1800" w:hanging="180"/>
+      </w:pPr>
+    </w:lvl>
+    <w:lvl w:ilvl="3" w:tplc="2000000F" w:tentative="1">
+      <w:start w:val="1"/>
+      <w:numFmt w:val="decimal"/>
+      <w:lvlText w:val="%4."/>
+      <w:lvlJc w:val="left"/>
+      <w:pPr>
+        <w:ind w:left="2520" w:hanging="360"/>
+      </w:pPr>
+    </w:lvl>
+    <w:lvl w:ilvl="4" w:tplc="20000019" w:tentative="1">
+      <w:start w:val="1"/>
+      <w:numFmt w:val="lowerLetter"/>
+      <w:lvlText w:val="%5."/>
+      <w:lvlJc w:val="left"/>
+      <w:pPr>
+        <w:ind w:left="3240" w:hanging="360"/>
+      </w:pPr>
+    </w:lvl>
+    <w:lvl w:ilvl="5" w:tplc="2000001B" w:tentative="1">
+      <w:start w:val="1"/>
+      <w:numFmt w:val="lowerRoman"/>
+      <w:lvlText w:val="%6."/>
+      <w:lvlJc w:val="right"/>
+      <w:pPr>
+        <w:ind w:left="3960" w:hanging="180"/>
+      </w:pPr>
+    </w:lvl>
+    <w:lvl w:ilvl="6" w:tplc="2000000F" w:tentative="1">
+      <w:start w:val="1"/>
+      <w:numFmt w:val="decimal"/>
+      <w:lvlText w:val="%7."/>
+      <w:lvlJc w:val="left"/>
+      <w:pPr>
+        <w:ind w:left="4680" w:hanging="360"/>
+      </w:pPr>
+    </w:lvl>
+    <w:lvl w:ilvl="7" w:tplc="20000019" w:tentative="1">
+      <w:start w:val="1"/>
+      <w:numFmt w:val="lowerLetter"/>
+      <w:lvlText w:val="%8."/>
+      <w:lvlJc w:val="left"/>
+      <w:pPr>
+        <w:ind w:left="5400" w:hanging="360"/>
+      </w:pPr>
+    </w:lvl>
+    <w:lvl w:ilvl="8" w:tplc="2000001B" w:tentative="1">
+      <w:start w:val="1"/>
+      <w:numFmt w:val="lowerRoman"/>
+      <w:lvlText w:val="%9."/>
+      <w:lvlJc w:val="right"/>
+      <w:pPr>
+        <w:ind w:left="6120" w:hanging="180"/>
+      </w:pPr>
+    </w:lvl>
+  </w:abstractNum>
+  <w:abstractNum w:abstractNumId="2" w15:restartNumberingAfterBreak="0">
     <w:nsid w:val="7E630318"/>
     <w:multiLevelType w:val="hybridMultilevel"/>
     <w:tmpl w:val="E0D6F924"/>
@@ -1819,10 +3210,13 @@
     </w:lvl>
   </w:abstractNum>
   <w:num w:numId="1" w16cid:durableId="1209222511">
-    <w:abstractNumId w:val="1"/>
+    <w:abstractNumId w:val="2"/>
   </w:num>
   <w:num w:numId="2" w16cid:durableId="795563262">
     <w:abstractNumId w:val="0"/>
+  </w:num>
+  <w:num w:numId="3" w16cid:durableId="1920360420">
+    <w:abstractNumId w:val="1"/>
   </w:num>
 </w:numbering>
 </file>
